--- a/项目技术方案说明书_数据架构与核心算法全景规范.docx
+++ b/项目技术方案说明书_数据架构与核心算法全景规范.docx
@@ -12,11 +12,11 @@
           <w:rFonts w:ascii="Calibri" w:hAnsi="Calibri" w:eastAsia="微软雅黑"/>
           <w:b/>
           <w:color w:val="1E3A5F"/>
-          <w:sz w:val="44"/>
+          <w:sz w:val="42"/>
         </w:rPr>
         <w:t>项目技术方案说明书：</w:t>
         <w:br/>
-        <w:t>代码数据输入输出、用户配置架构、核心算法流程及终态产物全景说明书</w:t>
+        <w:t>通用数据输入输出、用户配置架构及通用算法产物全景规范</w:t>
       </w:r>
     </w:p>
     <w:p>
@@ -30,7 +30,7 @@
           <w:color w:val="556677"/>
           <w:sz w:val="22"/>
         </w:rPr>
-        <w:t>—— 适用版本：v6.12.6+v6.15.0 / v13+ / v14 扩展模块（2026-08-12） ——</w:t>
+        <w:t>—— 通用抽象规范版（系统架构、数据标准、配置层级与产物字典） ——</w:t>
       </w:r>
     </w:p>
     <w:p>
@@ -43,9 +43,9 @@
           <w:rFonts w:ascii="Calibri" w:hAnsi="Calibri" w:eastAsia="微软雅黑"/>
           <w:b/>
           <w:color w:val="1E3A5F"/>
-          <w:sz w:val="36"/>
+          <w:sz w:val="34"/>
         </w:rPr>
-        <w:t>第 1 章  项目代码数据输入输出及用户数据配置整体架构</w:t>
+        <w:t>第 1 章  项目整体结构与二层解耦调度控制模型</w:t>
       </w:r>
     </w:p>
     <w:p>
@@ -58,9 +58,9 @@
           <w:rFonts w:ascii="Calibri" w:hAnsi="Calibri" w:eastAsia="微软雅黑"/>
           <w:b/>
           <w:color w:val="2B547E"/>
-          <w:sz w:val="28"/>
+          <w:sz w:val="27"/>
         </w:rPr>
-        <w:t>1.1 体系架构概览与二层解耦控制模型</w:t>
+        <w:t>1.1 总体架构说明与解耦工作流</w:t>
       </w:r>
     </w:p>
     <w:p>
@@ -74,7 +74,7 @@
           <w:color w:val="222222"/>
           <w:sz w:val="21"/>
         </w:rPr>
-        <w:t>【解耦架构宗旨】：</w:t>
+        <w:t>【架构解耦宗旨】：</w:t>
       </w:r>
       <w:r>
         <w:rPr>
@@ -82,7 +82,7 @@
           <w:color w:val="333333"/>
           <w:sz w:val="21"/>
         </w:rPr>
-        <w:t>NILM 空调负荷分解项目采用“批量编排调度层 (run_batch_users.py)”与“单用户任务执行流水线层 (run_user_pipeline.py)”二层分离解耦的核心架构。批量调度层负责对文件系统中的被管理对象进行扫描与设备绑定，加载并解析外部统一指定的 JSON 配置文件，并维护断点续跑原子状态表；流水线层则专注单一执行对象的数据采样勘察、对齐重采样、模型分类回归建模、后处理残差学习、漂移审计与每日多维度监控输出。</w:t>
+        <w:t>为支持通用时序多通道数据的批量建模、离线评估与生产推理，系统设计为“批量编排调度层 (run_batch_users.py)”与“单任务流水线执行引擎 (run_user_pipeline.py)”二层解耦体系。批量调度层负责多对象的物理目录检索、配置规范统一加载及断点续跑管理；流水线层负责单任务的数据健康勘察、重采样网格对齐、通用模型构建、多阶段预测计算与自动化指标汇总说明，具备良好的高弹性与易扩展性。</w:t>
       </w:r>
     </w:p>
     <w:tbl>
@@ -124,13 +124,13 @@
               </w:rPr>
               <w:t>+-----------------------------------------------------------------------------------------------+</w:t>
               <w:br/>
-              <w:t>|                             批量调度层 (scripts/run_batch_users.py)                           |</w:t>
+              <w:t>|                             批量调度层 (run_batch_users.py)                                   |</w:t>
               <w:br/>
-              <w:t>|  - 扫描数据根目录 (data/) 并解析受管理对象 (User/Device) 及其绑定输入源文件链                   |</w:t>
+              <w:t>|  - 自动扫描工作目录 (data/) 并解析受管理对象 (User/Device) 的输入源文件映射链                   |</w:t>
               <w:br/>
-              <w:t>|  - 统一读取 --time-filter-config JSON 文件，匹配用户定制优先权与兜底层设定                         |</w:t>
+              <w:t>|  - 统一解析外部集中式 JSON 配置文件，构建优先权参数体系并向底层进程下发                         |</w:t>
               <w:br/>
-              <w:t>|  - 维护 9 列原子写入状态表 (batch_execution_state.csv)，支持 --resume 断点续跑与异常重试           |</w:t>
+              <w:t>|  - 原子化维护 9 列标准状态表 (batch_execution_state.csv)，支持 --resume 断点续跑               |</w:t>
               <w:br/>
               <w:t>+-----------------------------------------------------------------------------------------------+</w:t>
               <w:br/>
@@ -142,23 +142,23 @@
               <w:br/>
               <w:t>+-----------------------------------------------------------------------------------------------+</w:t>
               <w:br/>
-              <w:t>|                           单任务流水线引擎 (scripts/run_user_pipeline.py)                      |</w:t>
+              <w:t>|                            单任务流水线引擎 (run_user_pipeline.py)                             |</w:t>
               <w:br/>
-              <w:t>|  - 垃圾自动回收，严格执行 _CLEANUP_WHITELIST 顶层隔离白名单契约，不误删调度状态表                |</w:t>
+              <w:t>|  - 执行安全清理，严格遵守 _CLEANUP_WHITELIST 顶层保护契约，绝不误删全局进度统计表              |</w:t>
               <w:br/>
-              <w:t>|  - 串行调度基础数据健康分析、时间网格对齐与算法构建全链路脚本：                                    |</w:t>
+              <w:t>|  - 串行执行通用数据标准化处理与通用预测输出全链路标准脚本：                                    |</w:t>
               <w:br/>
-              <w:t>|       [Step 01] scripts/01_audit.py          =&gt; 采样频率与数据健康度勘察                       |</w:t>
+              <w:t>|       [Step 01] 数据勘察与健康度检查 (审计上游数据连贯性与物理步长)                          |</w:t>
               <w:br/>
-              <w:t>|       [Step 02] scripts/02_align_and_feat.py =&gt; 15分钟重采样对齐 + 气象/漂移特征工程             |</w:t>
+              <w:t>|       [Step 02] 等距重采样与时间网格对齐 (规范化特征-目标矩阵及辅助协变量)                   |</w:t>
               <w:br/>
-              <w:t>|       [Step 03] scripts/03_train.py          =&gt; 两阶段 GBDT 分解 + 季节 MoE + d87 守卫模型训练   |</w:t>
+              <w:t>|       [Step 03] 通用回归/分类模型构建与评估训导 (输出训练/验证/测试各切分集预测明细)         |</w:t>
               <w:br/>
-              <w:t>|       [Step 04] scripts/04_evaluate.py       =&gt; 离线全量评估 + L4 残差校正学习 + 分集预测写盘    |</w:t>
+              <w:t>|       [Step 04] 离线全量预测与系统残差校正学习 (产出全切分集预测文件及基线对比)              |</w:t>
               <w:br/>
-              <w:t>|       [Step 05] scripts/05_inference.py      =&gt; 独立生产推理 + L2 漂移监控 + 质量拆分与统计      |</w:t>
+              <w:t>|       [Step 05] 独立生产盲测执行与差异审计 (输出生产级推导表、分部泄漏说明及指标监控)        |</w:t>
               <w:br/>
-              <w:t>|       [Step 06] scripts/analyze_on_periods.py =&gt; 训前/推前事件行为段级与日级深度分析           |</w:t>
+              <w:t>|       [Step 06] 连续行为切段统计与全天静默审计 (输出事件周期统计表及全日背景卡片)            |</w:t>
               <w:br/>
               <w:t>+-----------------------------------------------------------------------------------------------+</w:t>
             </w:r>
@@ -181,9 +181,9 @@
           <w:rFonts w:ascii="Calibri" w:hAnsi="Calibri" w:eastAsia="微软雅黑"/>
           <w:b/>
           <w:color w:val="2B547E"/>
-          <w:sz w:val="28"/>
+          <w:sz w:val="27"/>
         </w:rPr>
-        <w:t>1.2 数据输入目录布局与正规匹配语法契约</w:t>
+        <w:t>1.2 工程运行流程与安全保护契约</w:t>
       </w:r>
     </w:p>
     <w:p>
@@ -197,7 +197,7 @@
           <w:color w:val="222222"/>
           <w:sz w:val="21"/>
         </w:rPr>
-        <w:t>【目录组织模式】：</w:t>
+        <w:t>【运行契约规范】：</w:t>
       </w:r>
       <w:r>
         <w:rPr>
@@ -205,22 +205,41 @@
           <w:color w:val="333333"/>
           <w:sz w:val="21"/>
         </w:rPr>
-        <w:t>为适应自动化测试、批量运行及生产存量数据处理，框架提供对两种源数据物理布局模式的无缝支持：</w:t>
+        <w:t>为确保批量调度的稳健运行与文件系统的整洁，系统制定了严格的工作空间管理契约：</w:t>
+        <w:br/>
+        <w:t>• 顶层状态保护白名单契约 (_CLEANUP_WHITELIST)：单对象任务流水线启动前会自动进行空间临时表清理（如 *.tmp 或未归属中间对齐文件）；为此，项目明确规定 batch_execution_state.csv 及其临时文件、batch_run_summary.csv、summary_metrics_all_users.csv、skipped_users.csv 为全局特权表，受白名单严格豁免，任何情况下不可误删。</w:t>
+        <w:br/>
+        <w:t>• 优雅异常告警与非侵入式降级 (WARN + Fallback)：当遇到配置文件中个别参数非规范或超出允许区间时，解析层直接通过 UserWarning 提示告警并回退采用安全通用兜底值，确保长时间的批量管线继续无损推进。</w:t>
       </w:r>
     </w:p>
     <w:p>
       <w:pPr>
-        <w:spacing w:after="120" w:line="300" w:lineRule="auto"/>
+        <w:keepNext/>
+        <w:spacing w:before="360" w:after="160"/>
       </w:pPr>
       <w:r>
         <w:rPr>
           <w:rFonts w:ascii="Calibri" w:hAnsi="Calibri" w:eastAsia="微软雅黑"/>
-          <w:color w:val="333333"/>
-          <w:sz w:val="21"/>
+          <w:b/>
+          <w:color w:val="1E3A5F"/>
+          <w:sz w:val="34"/>
         </w:rPr>
-        <w:t>（1）规范化双分层目录布局 (v9 标准推荐)：训练数据集与推理数据集做严格物理隔离，分别归放于 data/trains/&lt;device_id&gt;_&lt;user_id&gt;/ 与 data/infers/&lt;device_id&gt;_&lt;user_id&gt;/。该模式彻底防止训练集与推理盲测集发生交叉污染。</w:t>
-        <w:br/>
-        <w:t>（2）平铺正向匹配布局 (向后兼容)：所有 CSV 均置于 data/ 根目录，批量层通过正规表达式解析文件名自动完成设备、用户及信道关联。</w:t>
+        <w:t>第 2 章  通用数据输入结构与用户配置规范框架</w:t>
+      </w:r>
+    </w:p>
+    <w:p>
+      <w:pPr>
+        <w:keepNext/>
+        <w:spacing w:before="280" w:after="120"/>
+      </w:pPr>
+      <w:r>
+        <w:rPr>
+          <w:rFonts w:ascii="Calibri" w:hAnsi="Calibri" w:eastAsia="微软雅黑"/>
+          <w:b/>
+          <w:color w:val="2B547E"/>
+          <w:sz w:val="27"/>
+        </w:rPr>
+        <w:t>2.1 目录组织结构与双模式输入支持</w:t>
       </w:r>
     </w:p>
     <w:p>
@@ -234,7 +253,7 @@
           <w:color w:val="222222"/>
           <w:sz w:val="21"/>
         </w:rPr>
-        <w:t>【文件名正则匹配契约】：</w:t>
+        <w:t>【输入物理结构】：</w:t>
       </w:r>
       <w:r>
         <w:rPr>
@@ -242,7 +261,48 @@
           <w:color w:val="333333"/>
           <w:sz w:val="21"/>
         </w:rPr>
-        <w:t>项目针对输入文件制定了标准正规表达式 (Regex) 语法契约，核心输入接口定义如下：</w:t>
+        <w:t>项目对数据读取结构支持规范双分层设计与平铺提取设计模式：</w:t>
+        <w:br/>
+        <w:t>• 规范化双分层目录布局 (推荐)：训练输入文件存放于 data/trains/&lt;device_id&gt;_&lt;user_id&gt;/，独立盲测推理文件存放于 data/infers/&lt;device_id&gt;_&lt;user_id&gt;/，彻底做到训推空间无交叉。</w:t>
+        <w:br/>
+        <w:t>• 根目录平铺布局 (向后兼容)：源 CSV 文件放置于 data/ 根目录下，框架调用正规匹配提取关键 ID。</w:t>
+      </w:r>
+    </w:p>
+    <w:p>
+      <w:pPr>
+        <w:keepNext/>
+        <w:spacing w:before="280" w:after="120"/>
+      </w:pPr>
+      <w:r>
+        <w:rPr>
+          <w:rFonts w:ascii="Calibri" w:hAnsi="Calibri" w:eastAsia="微软雅黑"/>
+          <w:b/>
+          <w:color w:val="2B547E"/>
+          <w:sz w:val="27"/>
+        </w:rPr>
+        <w:t>2.2 输入文件命名正则匹配契约 (RE_BUS / RE_BR)</w:t>
+      </w:r>
+    </w:p>
+    <w:p>
+      <w:pPr>
+        <w:spacing w:after="120" w:line="300" w:lineRule="auto"/>
+      </w:pPr>
+      <w:r>
+        <w:rPr>
+          <w:rFonts w:ascii="Calibri" w:hAnsi="Calibri" w:eastAsia="微软雅黑"/>
+          <w:b/>
+          <w:color w:val="222222"/>
+          <w:sz w:val="21"/>
+        </w:rPr>
+        <w:t>【正则命名契约】：</w:t>
+      </w:r>
+      <w:r>
+        <w:rPr>
+          <w:rFonts w:ascii="Calibri" w:hAnsi="Calibri" w:eastAsia="微软雅黑"/>
+          <w:color w:val="333333"/>
+          <w:sz w:val="21"/>
+        </w:rPr>
+        <w:t>通用输入文件的命名规则和表结构规范定义见下表：</w:t>
       </w:r>
     </w:p>
     <w:tbl>
@@ -317,7 +377,7 @@
                 <w:color w:val="FFFFFF"/>
                 <w:sz w:val="20"/>
               </w:rPr>
-              <w:t>适用场景</w:t>
+              <w:t>业务作用</w:t>
             </w:r>
           </w:p>
         </w:tc>
@@ -344,7 +404,7 @@
                 <w:color w:val="FFFFFF"/>
                 <w:sz w:val="20"/>
               </w:rPr>
-              <w:t>文件命名正则表达式匹配语法 (Regex)</w:t>
+              <w:t>文件名正规表达式匹配语法 (Regex)</w:t>
             </w:r>
           </w:p>
         </w:tc>
@@ -371,7 +431,7 @@
                 <w:color w:val="FFFFFF"/>
                 <w:sz w:val="20"/>
               </w:rPr>
-              <w:t>必备表字段列及基本约束</w:t>
+              <w:t>通用数据列结构要求</w:t>
             </w:r>
           </w:p>
         </w:tc>
@@ -399,7 +459,7 @@
                 <w:color w:val="222222"/>
                 <w:sz w:val="19"/>
               </w:rPr>
-              <w:t>主特征/总线 CSV</w:t>
+              <w:t>主特征表/驱动总线</w:t>
               <w:br/>
               <w:t>(RE_BUS)</w:t>
             </w:r>
@@ -427,7 +487,7 @@
                 <w:color w:val="222222"/>
                 <w:sz w:val="19"/>
               </w:rPr>
-              <w:t>所有总负荷/多信道主测量序列</w:t>
+              <w:t>连续多维度测量特征输入</w:t>
             </w:r>
           </w:p>
         </w:tc>
@@ -479,7 +539,7 @@
                 <w:color w:val="222222"/>
                 <w:sz w:val="19"/>
               </w:rPr>
-              <w:t>必备时间戳主键(event_time/time)及连续特征列(load_iden_data*)；支持混合时间字符串解析</w:t>
+              <w:t>时间戳主键(event_time/time)及多通道特征数值列；支持带/不带秒及 ISO 混杂解析</w:t>
             </w:r>
           </w:p>
         </w:tc>
@@ -507,7 +567,7 @@
                 <w:color w:val="222222"/>
                 <w:sz w:val="19"/>
               </w:rPr>
-              <w:t>目标/真值 CSV</w:t>
+              <w:t>目标/真值表</w:t>
               <w:br/>
               <w:t>(RE_BR)</w:t>
             </w:r>
@@ -535,7 +595,7 @@
                 <w:color w:val="222222"/>
                 <w:sz w:val="19"/>
               </w:rPr>
-              <w:t>所有真实监测分路及评估对比目标</w:t>
+              <w:t>对应需建模预测的目标序列</w:t>
             </w:r>
           </w:p>
         </w:tc>
@@ -587,7 +647,7 @@
                 <w:color w:val="222222"/>
                 <w:sz w:val="19"/>
               </w:rPr>
-              <w:t>必备时间戳主键(time)与分离分路功率列(p1, p2, ...，单位：W)</w:t>
+              <w:t>时间戳主键(time)与独立目标数值列 (pN, N≥0 的非负整数通道，如 p1, p2...)</w:t>
             </w:r>
           </w:p>
         </w:tc>
@@ -615,7 +675,7 @@
                 <w:color w:val="222222"/>
                 <w:sz w:val="19"/>
               </w:rPr>
-              <w:t>中间多路合并表</w:t>
+              <w:t>中间合并表</w:t>
             </w:r>
           </w:p>
         </w:tc>
@@ -641,7 +701,7 @@
                 <w:color w:val="222222"/>
                 <w:sz w:val="19"/>
               </w:rPr>
-              <w:t>跨时间段文件归并过渡产物</w:t>
+              <w:t>处理过渡及分流产物</w:t>
             </w:r>
           </w:p>
         </w:tc>
@@ -695,7 +755,7 @@
                 <w:color w:val="222222"/>
                 <w:sz w:val="19"/>
               </w:rPr>
-              <w:t>自动由 02 脚本对齐聚合生成，支持训练与推理通道物理独立分离</w:t>
+              <w:t>由流水线自动化聚合生成，独立区分训练段与推理盲测段，避免泄漏</w:t>
             </w:r>
           </w:p>
         </w:tc>
@@ -708,34 +768,6 @@
     </w:p>
     <w:p>
       <w:pPr>
-        <w:spacing w:after="120" w:line="300" w:lineRule="auto"/>
-      </w:pPr>
-      <w:r>
-        <w:rPr>
-          <w:rFonts w:ascii="Calibri" w:hAnsi="Calibri" w:eastAsia="微软雅黑"/>
-          <w:b/>
-          <w:color w:val="222222"/>
-          <w:sz w:val="21"/>
-        </w:rPr>
-        <w:t>【通用复合列目标物化语义 (v13.16)】：</w:t>
-      </w:r>
-      <w:r>
-        <w:rPr>
-          <w:rFonts w:ascii="Calibri" w:hAnsi="Calibri" w:eastAsia="微软雅黑"/>
-          <w:color w:val="333333"/>
-          <w:sz w:val="21"/>
-        </w:rPr>
-        <w:t>当用户的业务辨识目标是由多个子分路叠加聚合形成时（如同一空调对应主机+辅热或多机套组），系统无需在表里手工预生成求和列，直接通过配置复合表达式字符串完成即时累加物化：</w:t>
-        <w:br/>
-        <w:t>• 配置语法："pA+pB[+pC...]"（例如 "p1+p2" 或 "p1+p2+p3"）。</w:t>
-        <w:br/>
-        <w:t>• 按需求和与 NaN 传播防呆机制：数据引擎加载分路表时自动物化一列，列名即为表达式文本（如 "p1+p2"）；数值计算严格遵循 skipna=False 语义，即任意一列在某时刻缺失 (NaN)，累加结果直接传播为 NaN。这就从底线规避了“缺采集点被静默设为 0W，致使功耗低估与 F1 严重虚高”的隐患。</w:t>
-        <w:br/>
-        <w:t>• 规范去噪与拦截：支持忽略大小写与首尾空格 (P1 + p2 -&gt; p1+p2)，如出现重复分量 (p1+p1) 直接抛错拒绝。</w:t>
-      </w:r>
-    </w:p>
-    <w:p>
-      <w:pPr>
         <w:keepNext/>
         <w:spacing w:before="280" w:after="120"/>
       </w:pPr>
@@ -744,9 +776,9 @@
           <w:rFonts w:ascii="Calibri" w:hAnsi="Calibri" w:eastAsia="微软雅黑"/>
           <w:b/>
           <w:color w:val="2B547E"/>
-          <w:sz w:val="28"/>
+          <w:sz w:val="27"/>
         </w:rPr>
-        <w:t>1.3 集中式用户配置体系 (time_filter_config) 与三级优先权</w:t>
+        <w:t>2.3 通用复合目标列动态累加物化机制 (pA+pB...)</w:t>
       </w:r>
     </w:p>
     <w:p>
@@ -760,7 +792,7 @@
           <w:color w:val="222222"/>
           <w:sz w:val="21"/>
         </w:rPr>
-        <w:t>【配置层级优先级】：</w:t>
+        <w:t>【动态物化规则】：</w:t>
       </w:r>
       <w:r>
         <w:rPr>
@@ -768,37 +800,28 @@
           <w:color w:val="333333"/>
           <w:sz w:val="21"/>
         </w:rPr>
-        <w:t>通过 CLI 参数 --time-filter-config &lt;path_to_json&gt; 引入外部统一配置文件。解析模块 (time_filter_utils.py) 遵守三重层级优先权覆写准则：</w:t>
+        <w:t>当被建模总目标需要由多个单独采集的子目标序列叠加构成时，系统提供实时求和与物化功能，避免手工修改源 CSV 引入操作污染：</w:t>
+        <w:br/>
+        <w:t>• 复合表达式语法：通过 "+" 连接多个合规目标列，形如 "p1+p2" 或 "p1+p2+p3"。</w:t>
+        <w:br/>
+        <w:t>• 行级动态加和与 NaN 传播防呆契约：数据引擎加载源表时自动检查并新增为该表达式文本形式的物化列；其按行求和计算必须强制设置 skipna=False 语义（即某一个分项在此处出现缺失 NaN 时，总量值一律传播为 NaN）。该契约坚决杜绝把漏采静默设为 0W 所引发的数据系统性低估偏差。</w:t>
+        <w:br/>
+        <w:t>• 容错及去重处理：忽略大小写与首尾空格 (P1 + p2 -&gt; p1+p2)，任何出现重复对相同列累加的形式 (p1+p1) 会立即被捕获拒绝。</w:t>
       </w:r>
     </w:p>
     <w:p>
       <w:pPr>
-        <w:spacing w:after="120" w:line="300" w:lineRule="auto"/>
+        <w:keepNext/>
+        <w:spacing w:before="280" w:after="120"/>
       </w:pPr>
       <w:r>
         <w:rPr>
           <w:rFonts w:ascii="Calibri" w:hAnsi="Calibri" w:eastAsia="微软雅黑"/>
-          <w:color w:val="333333"/>
-          <w:sz w:val="21"/>
+          <w:b/>
+          <w:color w:val="2B547E"/>
+          <w:sz w:val="27"/>
         </w:rPr>
-        <w:t>1. config["&lt;user_id&gt;"]["&lt;key&gt;"] —— 最高优先级：为具体指定的用户 ID 个性化定制的业务选项。</w:t>
-        <w:br/>
-        <w:t>2. config["_default"]["&lt;key&gt;"] —— 次高优先级：针对全体未明确列出用户的全局默认模版预设。</w:t>
-        <w:br/>
-        <w:t>3. 代码层内置的静态系统常数兜底值 —— 最低优先级：保底运行，保障容错。</w:t>
-      </w:r>
-    </w:p>
-    <w:p>
-      <w:pPr>
-        <w:spacing w:after="120" w:line="300" w:lineRule="auto"/>
-      </w:pPr>
-      <w:r>
-        <w:rPr>
-          <w:rFonts w:ascii="Calibri" w:hAnsi="Calibri" w:eastAsia="微软雅黑"/>
-          <w:color w:val="333333"/>
-          <w:sz w:val="21"/>
-        </w:rPr>
-        <w:t>说明：任意以下划线开头的顶级键名（如 _note_, _comment_, _default 等）会被解析模块判定为框架注释或元说明，自动保护并剔除，不会被当做受控制对象加载。</w:t>
+        <w:t>2.4 集中式用户配置 JSON 体系与三重优先权</w:t>
       </w:r>
     </w:p>
     <w:p>
@@ -812,7 +835,7 @@
           <w:color w:val="222222"/>
           <w:sz w:val="21"/>
         </w:rPr>
-        <w:t>【六大核心配置模块功能说明】：</w:t>
+        <w:t>【解析优先规则】：</w:t>
       </w:r>
       <w:r>
         <w:rPr>
@@ -820,7 +843,48 @@
           <w:color w:val="333333"/>
           <w:sz w:val="21"/>
         </w:rPr>
-        <w:t>在单独用户对象字典内部，支持定义六大核心通用配置模块，完整功能定义说明见下表：</w:t>
+        <w:t>项目所有会话参数均通过 CLI --time-filter-config &lt;path_to_json&gt; 指定管理。解析时执行三重优先级规则：</w:t>
+      </w:r>
+    </w:p>
+    <w:p>
+      <w:pPr>
+        <w:spacing w:after="120" w:line="300" w:lineRule="auto"/>
+      </w:pPr>
+      <w:r>
+        <w:rPr>
+          <w:rFonts w:ascii="Calibri" w:hAnsi="Calibri" w:eastAsia="微软雅黑"/>
+          <w:color w:val="333333"/>
+          <w:sz w:val="21"/>
+        </w:rPr>
+        <w:t>1. config["&lt;user_id&gt;"]["&lt;key&gt;"] —— 最高优先级：向指定用户定制的具体运行设定。</w:t>
+        <w:br/>
+        <w:t>2. config["_default"]["&lt;key&gt;"] —— 次高优先级：面向无特殊列出对象的统一模板兜底。</w:t>
+        <w:br/>
+        <w:t>3. 代码内部内置系统全局常数 —— 最低优先级：保底运行。</w:t>
+        <w:br/>
+        <w:t>注：下划线开头的顶级名称（如 _note_, _default）作为元属性，被自动过滤保护，绝当真对象处理。</w:t>
+      </w:r>
+    </w:p>
+    <w:p>
+      <w:pPr>
+        <w:spacing w:after="120" w:line="300" w:lineRule="auto"/>
+      </w:pPr>
+      <w:r>
+        <w:rPr>
+          <w:rFonts w:ascii="Calibri" w:hAnsi="Calibri" w:eastAsia="微软雅黑"/>
+          <w:b/>
+          <w:color w:val="222222"/>
+          <w:sz w:val="21"/>
+        </w:rPr>
+        <w:t>【六大用户通用配置模块】：</w:t>
+      </w:r>
+      <w:r>
+        <w:rPr>
+          <w:rFonts w:ascii="Calibri" w:hAnsi="Calibri" w:eastAsia="微软雅黑"/>
+          <w:color w:val="333333"/>
+          <w:sz w:val="21"/>
+        </w:rPr>
+        <w:t>在单独配置字典中，支持统筹管理的六大通用配置模块详见下表：</w:t>
       </w:r>
     </w:p>
     <w:tbl>
@@ -949,7 +1013,7 @@
                 <w:color w:val="FFFFFF"/>
                 <w:sz w:val="20"/>
               </w:rPr>
-              <w:t>核心功能语义与异常处理降级策略</w:t>
+              <w:t>功能解释与通用控制逻辑</w:t>
             </w:r>
           </w:p>
         </w:tc>
@@ -977,7 +1041,7 @@
                 <w:color w:val="222222"/>
                 <w:sz w:val="19"/>
               </w:rPr>
-              <w:t>(1) 顶层训/推时段过滤</w:t>
+              <w:t>(1) 顶层训/推时段裁剪</w:t>
               <w:br/>
               <w:t>(v12 增强)</w:t>
             </w:r>
@@ -1059,7 +1123,7 @@
                 <w:color w:val="222222"/>
                 <w:sz w:val="19"/>
               </w:rPr>
-              <w:t>先求 include 白名单并集（未配置代表取集全貌），再执行 exclude 黑名单区间查杀剔除。短日期自动扩为当日 00:00:00~23:59:59</w:t>
+              <w:t>按闭区间先行求取 include 白名单并集（未配置代表取全集），再以 exclude 剔除黑名单。短日期自动扩展至 00:00:00~23:59:59</w:t>
             </w:r>
           </w:p>
         </w:tc>
@@ -1087,7 +1151,7 @@
                 <w:color w:val="222222"/>
                 <w:sz w:val="19"/>
               </w:rPr>
-              <w:t>(2) 辨识分路列名</w:t>
+              <w:t>(2) 目标通道指定</w:t>
               <w:br/>
               <w:t>(v13.4 / v13.16)</w:t>
             </w:r>
@@ -1141,9 +1205,9 @@
                 <w:color w:val="222222"/>
                 <w:sz w:val="19"/>
               </w:rPr>
-              <w:t>单分路 "pN" (N≥0 整数)</w:t>
+              <w:t>单通道 "pN" (N≥0)</w:t>
               <w:br/>
-              <w:t>或复合分路 "pA+pB[+pC...]"</w:t>
+              <w:t>或复合表达 "pA+pB[+pC...]"</w:t>
             </w:r>
           </w:p>
         </w:tc>
@@ -1169,7 +1233,7 @@
                 <w:color w:val="222222"/>
                 <w:sz w:val="19"/>
               </w:rPr>
-              <w:t>指定所建模预测的功率真值通道。优先读本项；为空则试探文件名信道匹配或首个 p* 列，最后回退 "p1"</w:t>
+              <w:t>向管道指定要拟合的目标真值列名；未填明则自动尝试按正则从文件推演，最后兜底回退 "p1"</w:t>
             </w:r>
           </w:p>
         </w:tc>
@@ -1197,7 +1261,7 @@
                 <w:color w:val="222222"/>
                 <w:sz w:val="19"/>
               </w:rPr>
-              <w:t>(3) 启动尖峰自适应守卫</w:t>
+              <w:t>(3) 自适应策略守卫</w:t>
               <w:br/>
               <w:t>(v13.1 / v13.5)</w:t>
             </w:r>
@@ -1277,7 +1341,7 @@
                 <w:color w:val="222222"/>
                 <w:sz w:val="19"/>
               </w:rPr>
-              <w:t>true=强制开启；false=强制关停(变频小容量适用)。未设置时系统检查训数据，若 |d87|.max&lt;50W 或发生覆盖率&lt;30%，自动降级关停</w:t>
+              <w:t>控制是否应用特殊限制守卫。未声明时自动分析数据，符合条件自动降级关闭，提升通用场景表现力</w:t>
             </w:r>
           </w:p>
         </w:tc>
@@ -1305,7 +1369,7 @@
                 <w:color w:val="222222"/>
                 <w:sz w:val="19"/>
               </w:rPr>
-              <w:t>(4) 分集独立过滤</w:t>
+              <w:t>(4) 细粒度分集切区过滤</w:t>
               <w:br/>
               <w:t>(v13.2 细粒度)</w:t>
             </w:r>
@@ -1359,7 +1423,7 @@
                 <w:color w:val="222222"/>
                 <w:sz w:val="19"/>
               </w:rPr>
-              <w:t>内部各含 include 和 exclude 数组</w:t>
+              <w:t>内部含 include / exclude 数组</w:t>
             </w:r>
           </w:p>
         </w:tc>
@@ -1385,7 +1449,7 @@
                 <w:color w:val="222222"/>
                 <w:sz w:val="19"/>
               </w:rPr>
-              <w:t>四步一致性处理：(a)初始划分 -&gt; (b)include 硬锚定(优先权 train-&gt;val-&gt;test) -&gt; (c)跨集均衡让出保持原始切分形状不变 -&gt; (d)exclude 剔除移入重分配池</w:t>
+              <w:t>四步无偏分配：(a)初始划分 -&gt; (b)include 硬性优先锚定(权值 train-&gt;val-&gt;test) -&gt; (c)跨分区等比让出恒久保持分布比例不变 -&gt; (d)exclude 剔除移出</w:t>
             </w:r>
           </w:p>
         </w:tc>
@@ -1413,9 +1477,9 @@
                 <w:color w:val="222222"/>
                 <w:sz w:val="19"/>
               </w:rPr>
-              <w:t>(5) 系统公共常量覆盖</w:t>
+              <w:t>(5) 9 项公共常数覆盖与</w:t>
               <w:br/>
-              <w:t>(v13.5 / v13.13)</w:t>
+              <w:t>环境映射(v13.5/13.13)</w:t>
             </w:r>
           </w:p>
         </w:tc>
@@ -1443,7 +1507,7 @@
               </w:rPr>
               <w:t>common_overrides 字典，</w:t>
               <w:br/>
-              <w:t>支持 9 个系统核心字段</w:t>
+              <w:t>涵盖阈值、比例、策略、地理坐标等</w:t>
             </w:r>
           </w:p>
         </w:tc>
@@ -1471,9 +1535,9 @@
               </w:rPr>
               <w:t>on_thr_w: [0.001, 5000.0]</w:t>
               <w:br/>
-              <w:t>split_ratios: [f,f,f] 和为1</w:t>
+              <w:t>split_ratios: 3元素数值和为1</w:t>
               <w:br/>
-              <w:t>split_strategy: 4大切分模式</w:t>
+              <w:t>split_strategy: 4大通用策略</w:t>
               <w:br/>
               <w:t>纬度:-90~90/经度:-180~180</w:t>
             </w:r>
@@ -1501,7 +1565,7 @@
                 <w:color w:val="222222"/>
                 <w:sz w:val="19"/>
               </w:rPr>
-              <w:t>提供按用户层覆盖内置常数的通路。推荐切分选 "global_stratified"，解决跨月按月硬分层中小月样本强挤往 train 的偏差。参数越界抛 WARN 并回退默认</w:t>
+              <w:t>提供直接覆盖公共参数机制。推荐策略为 "global_stratified"，消除跨月按月硬分层中小月样本强往 train 倾斜的问题。内部自动映射为带 NILM_USER_ 前缀的环境变量下发</w:t>
             </w:r>
           </w:p>
         </w:tc>
@@ -1529,7 +1593,7 @@
                 <w:color w:val="222222"/>
                 <w:sz w:val="19"/>
               </w:rPr>
-              <w:t>(6) v14 进阶控制选项</w:t>
+              <w:t>(6) 进阶特性控制项</w:t>
               <w:br/>
               <w:t>(v14 增强)</w:t>
             </w:r>
@@ -1557,7 +1621,7 @@
                 <w:color w:val="222222"/>
                 <w:sz w:val="19"/>
               </w:rPr>
-              <w:t>v14_flags 字典或布尔选项</w:t>
+              <w:t>v14_flags 字典或通用选项</w:t>
             </w:r>
           </w:p>
         </w:tc>
@@ -1609,7 +1673,7 @@
                 <w:color w:val="222222"/>
                 <w:sz w:val="19"/>
               </w:rPr>
-              <w:t>向底层流程脚本扩展开启特征后校验、残差自调正层、数据健康诊断表等扩展特性的使能开关</w:t>
+              <w:t>控制管道是否开启后处理参数优化、额外诊断监控报表等扩展辅助能力</w:t>
             </w:r>
           </w:p>
         </w:tc>
@@ -1630,9 +1694,9 @@
           <w:rFonts w:ascii="Calibri" w:hAnsi="Calibri" w:eastAsia="微软雅黑"/>
           <w:b/>
           <w:color w:val="1E3A5F"/>
-          <w:sz w:val="36"/>
+          <w:sz w:val="34"/>
         </w:rPr>
-        <w:t>第 2 章  核心算法流程与各个模块输入输出分析</w:t>
+        <w:t>第 3 章  通用算法输出产物体系与标准表结构全集</w:t>
       </w:r>
     </w:p>
     <w:p>
@@ -1646,7 +1710,7 @@
           <w:color w:val="222222"/>
           <w:sz w:val="21"/>
         </w:rPr>
-        <w:t>【全链路模块分解】：</w:t>
+        <w:t>【产物分类说明】：</w:t>
       </w:r>
       <w:r>
         <w:rPr>
@@ -1654,7 +1718,7 @@
           <w:color w:val="333333"/>
           <w:sz w:val="21"/>
         </w:rPr>
-        <w:t>业务全链条自动化执行由 01 至 06 号标准工作流程脚本与单进程流水线编排模块构成，具备清晰的数据转换关系与环境隔离设计。以下剖析各核心模块的算法原理、输入与输出依赖。</w:t>
+        <w:t>系统在对齐重采样、特征生成、独立分类/回归建模及推导周期内产生的成果，统一在模型资产区、任务状态表及 artifacts/trains/ 和 artifacts/infers/ 下输出，建立了完备规范的数据可追溯体系。</w:t>
       </w:r>
     </w:p>
     <w:p>
@@ -1667,354 +1731,9 @@
           <w:rFonts w:ascii="Calibri" w:hAnsi="Calibri" w:eastAsia="微软雅黑"/>
           <w:b/>
           <w:color w:val="2B547E"/>
-          <w:sz w:val="28"/>
+          <w:sz w:val="27"/>
         </w:rPr>
-        <w:t>2.1 [Step 01] 原始数据勘察与质量健康审计模块 (scripts/01_audit.py)</w:t>
-      </w:r>
-    </w:p>
-    <w:p>
-      <w:pPr>
-        <w:spacing w:after="120" w:line="300" w:lineRule="auto"/>
-      </w:pPr>
-      <w:r>
-        <w:rPr>
-          <w:rFonts w:ascii="Calibri" w:hAnsi="Calibri" w:eastAsia="微软雅黑"/>
-          <w:b/>
-          <w:color w:val="222222"/>
-          <w:sz w:val="21"/>
-        </w:rPr>
-        <w:t>【逻辑与处理流】：</w:t>
-      </w:r>
-      <w:r>
-        <w:rPr>
-          <w:rFonts w:ascii="Calibri" w:hAnsi="Calibri" w:eastAsia="微软雅黑"/>
-          <w:color w:val="333333"/>
-          <w:sz w:val="21"/>
-        </w:rPr>
-        <w:t>为防止上游传感器或数据库出现网络丢包、时间戳断链与严重缺数，而在下游模型层引发难以调适的“幻觉误差”，必须在流程起点实施输入数据健康审计：</w:t>
-        <w:br/>
-        <w:t>• 模块输入：训练与推理的原始总线 CSV 列表及目标分路 CSV 列表。</w:t>
-        <w:br/>
-        <w:t>• 核心算法流程：</w:t>
-        <w:br/>
-        <w:t xml:space="preserve">  ① 采样间隔分布统计：解析相邻时间戳差值，检查实际物理步长与标称等时间隔 (15分钟=900秒) 的标准差是否偏离。</w:t>
-        <w:br/>
-        <w:t xml:space="preserve">  ② 连续断层扫描：定位超过容忍间隔 (&gt;1800秒) 的时间跨度段，标注为时序断开区。</w:t>
-        <w:br/>
-        <w:t xml:space="preserve">  ③ 零值/空值审计：检查各特征及分路序列中的 NaN、无效极大极小噪声比重。</w:t>
-        <w:br/>
-        <w:t>• 模块输出：审计通过后输出控制台健康报告；如判定连续有效率过低将直接提前报警，避免无效算力消耗。</w:t>
-      </w:r>
-    </w:p>
-    <w:p>
-      <w:pPr>
-        <w:keepNext/>
-        <w:spacing w:before="280" w:after="120"/>
-      </w:pPr>
-      <w:r>
-        <w:rPr>
-          <w:rFonts w:ascii="Calibri" w:hAnsi="Calibri" w:eastAsia="微软雅黑"/>
-          <w:b/>
-          <w:color w:val="2B547E"/>
-          <w:sz w:val="28"/>
-        </w:rPr>
-        <w:t>2.2 [Step 02] 时间序列重采样对齐与多特征工程模块 (scripts/02_align_and_feat.py)</w:t>
-      </w:r>
-    </w:p>
-    <w:p>
-      <w:pPr>
-        <w:spacing w:after="120" w:line="300" w:lineRule="auto"/>
-      </w:pPr>
-      <w:r>
-        <w:rPr>
-          <w:rFonts w:ascii="Calibri" w:hAnsi="Calibri" w:eastAsia="微软雅黑"/>
-          <w:b/>
-          <w:color w:val="222222"/>
-          <w:sz w:val="21"/>
-        </w:rPr>
-        <w:t>【逻辑与处理流】：</w:t>
-      </w:r>
-      <w:r>
-        <w:rPr>
-          <w:rFonts w:ascii="Calibri" w:hAnsi="Calibri" w:eastAsia="微软雅黑"/>
-          <w:color w:val="333333"/>
-          <w:sz w:val="21"/>
-        </w:rPr>
-        <w:t>该模块负责把原始采样不均或时间互有偏移的总线与分路数据统一到一个标准化等距离时序网格，并生成环境与漂移特征：</w:t>
-        <w:br/>
-        <w:t>• 模块输入：原始总线 CSV、原始分路 CSV、时段过滤规则参数 --time-filter-spec 及环境常量覆盖参数。</w:t>
-        <w:br/>
-        <w:t>• 核心算法流程：</w:t>
-        <w:br/>
-        <w:t xml:space="preserve">  ① 时间戳规整与重采样对齐：以 15 分钟为统一基调，构造标准化等距 DatetimeIndex，对总线及分路进行 Inner-Join / Left-Join 时序对齐。</w:t>
-        <w:br/>
-        <w:t xml:space="preserve">  ② 时段过滤前置执行 (time_filter_utils.py)：对规整后的数据调用 apply_time_filter()，先保留 include 并集，再剔除 exclude 区间；再调用 apply_per_split_filter() 对各分区应用三区细粒度切剪。</w:t>
-        <w:br/>
-        <w:t xml:space="preserve">  ③ 复合分路列物化：在目标真值表中按 target_col 请求实时执行“按行求和并进行 NaN 传播防呆”。</w:t>
-        <w:br/>
-        <w:t xml:space="preserve">  ④ 气象维度提取与缓存 (fetch_weather.py)：调用 Open-Meteo Archive API 请求对应位置经纬度的气温及相对湿度特征，并将结果序列化缓存在 models/&lt;user&gt;/weather_cache/ 下，消除重复网络 IO。</w:t>
-        <w:br/>
-        <w:t xml:space="preserve">  ⑤ L1 漂移感知特征构建 (drift_features.py)：生成近期连续 7 天移动滑动平均电耗等 5 维分布差异特征，通过 7 天暖启动完美消除设备开启早期的温度响应漂移；同时构建 20 桶温度-功率基底表 temp_power_lut.csv。</w:t>
-        <w:br/>
-        <w:t>• 模块输出：标准 15 分钟间距对齐特征-目标矩阵 artifacts/&lt;user&gt;/aligned_15min.csv 及分箱参考 LUT。</w:t>
-      </w:r>
-    </w:p>
-    <w:p>
-      <w:pPr>
-        <w:keepNext/>
-        <w:spacing w:before="280" w:after="120"/>
-      </w:pPr>
-      <w:r>
-        <w:rPr>
-          <w:rFonts w:ascii="Calibri" w:hAnsi="Calibri" w:eastAsia="微软雅黑"/>
-          <w:b/>
-          <w:color w:val="2B547E"/>
-          <w:sz w:val="28"/>
-        </w:rPr>
-        <w:t>2.3 [Step 03] 两阶段 GBDT 建模与自适应守卫模型训练模块 (03_train.py &amp; 14_train_v14.py)</w:t>
-      </w:r>
-    </w:p>
-    <w:p>
-      <w:pPr>
-        <w:spacing w:after="120" w:line="300" w:lineRule="auto"/>
-      </w:pPr>
-      <w:r>
-        <w:rPr>
-          <w:rFonts w:ascii="Calibri" w:hAnsi="Calibri" w:eastAsia="微软雅黑"/>
-          <w:b/>
-          <w:color w:val="222222"/>
-          <w:sz w:val="21"/>
-        </w:rPr>
-        <w:t>【逻辑与处理流】：</w:t>
-      </w:r>
-      <w:r>
-        <w:rPr>
-          <w:rFonts w:ascii="Calibri" w:hAnsi="Calibri" w:eastAsia="微软雅黑"/>
-          <w:color w:val="333333"/>
-          <w:sz w:val="21"/>
-        </w:rPr>
-        <w:t>本模块是项目预测模型学习的核心构建模块，集成了季节多模型路由、级联树学习及突发尖峰限制守卫：</w:t>
-        <w:br/>
-        <w:t>• 模块输入：对齐特征矩阵 aligned_15min.csv、环境变量 NILM_USER_* 传递的覆盖参数及自适应进阶项。</w:t>
-        <w:br/>
-        <w:t>• 核心算法流程：</w:t>
-        <w:br/>
-        <w:t xml:space="preserve">  ① 数据分区切分工程 (split_utils.py)：支持 stratified_day（按月保天分层）、time（按时序切划）以及极度推荐的 global_stratified（跨月全局均分抽样，消除按月分层小月被强制挤压致使样本占比失衡）等策略，并写入白名单清单 split_dates_bundle.json。</w:t>
-        <w:br/>
-        <w:t xml:space="preserve">  ② 季节多模型路由 (Seasonal MoE)：依据环境气温分布把序列路由分配到 Summer（夏天高温层）、Transition（春秋过渡层）和 Winter（冬天低温层）三大专属专家体系建模。</w:t>
-        <w:br/>
-        <w:t xml:space="preserve">  ③ 两阶段 GBDT 级联建模 (Two-Stage GBDT)：</w:t>
-        <w:br/>
-        <w:t xml:space="preserve">     • 阶段一 (分类器)：使用 GradientBoostingClassifier / RF 判定目标在给定时刻是否开启 active state (state_pred 0/1)。</w:t>
-        <w:br/>
-        <w:t xml:space="preserve">     • 阶段二 (连续回归器)：对分类为激活的样本使用 GradientBoostingRegressor 执行回归估值，对输出执行 Isotonic Regression 保证非负和物理递增；采用 F0.5 优化的激活概率阈值寻找最佳分界点，并使用 post_min_on (最小开启时长) 与 post_fill_short_off (短停顿间歇填充) 滤除尖峰噪声。</w:t>
-        <w:br/>
-        <w:t xml:space="preserve">  ④ d87 自适应尖峰守卫层 (v6.15)：基于开启启动浪涌特征判定设备，引入 Soft-max 连续平滑、样本量自适应调节与开机概率置信融合。若通过训练集最大浪涌核算 |d87|.max &lt; 50W 或出现浪涌点占比低于 30%，模型发出警告并自动降级关停守卫，保障平稳型变频设备的高召回率。</w:t>
-        <w:br/>
-        <w:t xml:space="preserve">  ⑤ 对照基线构建 (03b_train_v42_baseline.py)：同步训练一份非参数化对照参考基线（Baseline RF 或传统均值策略）。</w:t>
-        <w:br/>
-        <w:t>• 模块输出：持久化主资产 models/&lt;user&gt;/model_bundle_v6_15_0.pkl、rf_model.pkl；并在 artifacts/trains/&lt;user&gt;/ 下完备输出主模型与基准模型在训练与离线评估分集的预测文件（train_pred.csv、val_pred.csv、train_pred_rf.csv、val_pred_rf.csv）。</w:t>
-      </w:r>
-    </w:p>
-    <w:p>
-      <w:pPr>
-        <w:keepNext/>
-        <w:spacing w:before="280" w:after="120"/>
-      </w:pPr>
-      <w:r>
-        <w:rPr>
-          <w:rFonts w:ascii="Calibri" w:hAnsi="Calibri" w:eastAsia="微软雅黑"/>
-          <w:b/>
-          <w:color w:val="2B547E"/>
-          <w:sz w:val="28"/>
-        </w:rPr>
-        <w:t>2.4 [Step 04] 离线全量预测与加性残差校正学习模块 (scripts/04_evaluate.py)</w:t>
-      </w:r>
-    </w:p>
-    <w:p>
-      <w:pPr>
-        <w:spacing w:after="120" w:line="300" w:lineRule="auto"/>
-      </w:pPr>
-      <w:r>
-        <w:rPr>
-          <w:rFonts w:ascii="Calibri" w:hAnsi="Calibri" w:eastAsia="微软雅黑"/>
-          <w:b/>
-          <w:color w:val="222222"/>
-          <w:sz w:val="21"/>
-        </w:rPr>
-        <w:t>【逻辑与处理流】：</w:t>
-      </w:r>
-      <w:r>
-        <w:rPr>
-          <w:rFonts w:ascii="Calibri" w:hAnsi="Calibri" w:eastAsia="微软雅黑"/>
-          <w:color w:val="333333"/>
-          <w:sz w:val="21"/>
-        </w:rPr>
-        <w:t>基于已建的模型对所有保留及测试分区执行全景推演，并针对系统性分布偏差进行残差回归校正学习：</w:t>
-        <w:br/>
-        <w:t>• 模块输入：model_bundle_v6_15_0.pkl、对齐切分集 (val / test 子集)。</w:t>
-        <w:br/>
-        <w:t>• 核心算法流程：</w:t>
-        <w:br/>
-        <w:t xml:space="preserve">  ① L4 残差校正回归学习 (residual_calibrator.py)：读取主模型在验证集上的原始估值残差 (val_pred vs y_true_W)，构造高斯/树残差校正器，学习环境温度等协变量与预测偏差的映射关系。</w:t>
-        <w:br/>
-        <w:t xml:space="preserve">  ② L5 动态多模型智能切调 (v6.9 L4-aware)：在推导中当监测到显著漂移告警时，系统依照校正增益动态平滑切换模型权重。</w:t>
-        <w:br/>
-        <w:t xml:space="preserve">  ③ 全集性能指标考核：系统化计算回归对齐指标 (SAE, MAE, RMSE, kWh 误差) 与分类对齐指标 (F1, Recall, Precision)，全方位核验非过拟合表现。</w:t>
-        <w:br/>
-        <w:t>• 模块输出：将残差学习网络更新入持久化模型包 model_bundle_v6_15_0.pkl；并在 artifacts/trains/&lt;user&gt;/ 下输出增强后的 test_pred.csv（在文件右侧额外追加校正列 y_pred_W_main_L4_calib 和 residual_W_main_L4_calib）、test_pred_rf.csv 及评估报告图。</w:t>
-      </w:r>
-    </w:p>
-    <w:p>
-      <w:pPr>
-        <w:keepNext/>
-        <w:spacing w:before="280" w:after="120"/>
-      </w:pPr>
-      <w:r>
-        <w:rPr>
-          <w:rFonts w:ascii="Calibri" w:hAnsi="Calibri" w:eastAsia="微软雅黑"/>
-          <w:b/>
-          <w:color w:val="2B547E"/>
-          <w:sz w:val="28"/>
-        </w:rPr>
-        <w:t>2.5 [Step 05] 独立生产盲测推理与动态漂移检测模块 (scripts/05_inference.py)</w:t>
-      </w:r>
-    </w:p>
-    <w:p>
-      <w:pPr>
-        <w:spacing w:after="120" w:line="300" w:lineRule="auto"/>
-      </w:pPr>
-      <w:r>
-        <w:rPr>
-          <w:rFonts w:ascii="Calibri" w:hAnsi="Calibri" w:eastAsia="微软雅黑"/>
-          <w:b/>
-          <w:color w:val="222222"/>
-          <w:sz w:val="21"/>
-        </w:rPr>
-        <w:t>【逻辑与处理流】：</w:t>
-      </w:r>
-      <w:r>
-        <w:rPr>
-          <w:rFonts w:ascii="Calibri" w:hAnsi="Calibri" w:eastAsia="微软雅黑"/>
-          <w:color w:val="333333"/>
-          <w:sz w:val="21"/>
-        </w:rPr>
-        <w:t>服务在线/离线未标记或真实生产测试数据的推演、概念漂移巡检以及防止将训练日计入指标的数据泄漏审计：</w:t>
-        <w:br/>
-        <w:t>• 模块输入：独立推理特征表 infer_bus.csv、真值对照表 infer_branch.csv（可选）、主模型包 model_bundle_v6_15_0.pkl 及 --time-filter-spec 规范。</w:t>
-        <w:br/>
-        <w:t>• 核心算法流程：</w:t>
-        <w:br/>
-        <w:t xml:space="preserve">  ① 在线动态时段及分路规整：根据推理要求剔除黑名单区域并执行特征对齐。</w:t>
-        <w:br/>
-        <w:t xml:space="preserve">  ② L2 即时概念/协变量漂移感知 (drift_detect.py)：对比待推演特征相对于预存 LUT 20 桶训练参考分布的散度偏移，实时给出环境状态结论：OK / WARN (绝对相对漂移≥15%) / ALERT (漂移≥30%) / NO_DATA。</w:t>
-        <w:br/>
-        <w:t xml:space="preserve">  ③ 并存三级预测计算：在一个工作流内产出主分类-回归原始推导 (raw)、加性残差补偿校正估值 (L4_calib) 与主生产选择输出 (main final)。</w:t>
-        <w:br/>
-        <w:t xml:space="preserve">  ④ 数据泄漏与盲测边界动态核算 (metrics_utils.py)：将要评估的所有对齐日期同 split_dates_bundle.json 对对碰。若发现存在误入推理段的旧训练日期，程序发出 WARN 并将评估报表自动分列拆成 inference_leak (泄漏部分) 和 inference_ood (正规 OOD 盲测)，有效制止加权平摊导致的假高精度掩盖真实偏离。</w:t>
-        <w:br/>
-        <w:t>• 模块输出：artifacts/infers/&lt;user&gt;/predictions/inference_result.csv 生产全表、25 列逐日指标表 inference_daily_metrics.csv、多算法统计比照 inference_comparison.csv 与协变量漂移诊断文件。</w:t>
-      </w:r>
-    </w:p>
-    <w:p>
-      <w:pPr>
-        <w:keepNext/>
-        <w:spacing w:before="280" w:after="120"/>
-      </w:pPr>
-      <w:r>
-        <w:rPr>
-          <w:rFonts w:ascii="Calibri" w:hAnsi="Calibri" w:eastAsia="微软雅黑"/>
-          <w:b/>
-          <w:color w:val="2B547E"/>
-          <w:sz w:val="28"/>
-        </w:rPr>
-        <w:t>2.6 [Step 06] 连续行为切段与全天静默监测分析模块 (scripts/analyze_on_periods.py)</w:t>
-      </w:r>
-    </w:p>
-    <w:p>
-      <w:pPr>
-        <w:spacing w:after="120" w:line="300" w:lineRule="auto"/>
-      </w:pPr>
-      <w:r>
-        <w:rPr>
-          <w:rFonts w:ascii="Calibri" w:hAnsi="Calibri" w:eastAsia="微软雅黑"/>
-          <w:b/>
-          <w:color w:val="222222"/>
-          <w:sz w:val="21"/>
-        </w:rPr>
-        <w:t>【逻辑与处理流】：</w:t>
-      </w:r>
-      <w:r>
-        <w:rPr>
-          <w:rFonts w:ascii="Calibri" w:hAnsi="Calibri" w:eastAsia="微软雅黑"/>
-          <w:color w:val="333333"/>
-          <w:sz w:val="21"/>
-        </w:rPr>
-        <w:t>模型推断好坏不可仅看宏观均值，必须向用户揭示开机连续阶段的周期行为并监督静默日分布：</w:t>
-        <w:br/>
-        <w:t>• 模块输入：目标分路数据（训练集或推理集）、判定阈值 on_thr_w。</w:t>
-        <w:br/>
-        <w:t>• 核心算法流程：</w:t>
-        <w:br/>
-        <w:t xml:space="preserve">  ① 功率二值化切段寻找：基于开启阈值，以滑动算法抓取每一个状态连续处于 Active 态的连通时间窗。</w:t>
-        <w:br/>
-        <w:t xml:space="preserve">  ② 段级宏观及微观极限统计：运算连续开启过程的开始时间、终止时间、持续时分 duration_min、均值 mean_w、峰值 peak_w、累计贡献度 energy_kwh 及对应归属 dataset；重点扩展最小峰谷审计字段 min_w (v13.16)，确保满足极值不变量 min_w &lt;= mean_w &lt;= peak_w，帮助审计变频空调在连续运转期是否长期稳定维持在下限档位。</w:t>
-        <w:br/>
-        <w:t xml:space="preserve">  ③ 全日未启动背景静默日构建 (OFF Day Rows, v13.11)：为避免零触发生效天数从总表中消失，系统针对全天没有一个激发有效段的日子，专门生成一条静默汇总明细 (duration_min=1440)，其极值与平均指标取自整天对时待机背景功率序列，实现对日常背景耗电基准的全程监察。</w:t>
-        <w:br/>
-        <w:t>• 模块输出：阶段工作报表 &lt;stage&gt;_on_periods.csv 及按天统计表 &lt;stage&gt;_on_periods_daily.csv。</w:t>
-      </w:r>
-    </w:p>
-    <w:p>
-      <w:pPr>
-        <w:keepNext/>
-        <w:spacing w:before="360" w:after="160"/>
-      </w:pPr>
-      <w:r>
-        <w:rPr>
-          <w:rFonts w:ascii="Calibri" w:hAnsi="Calibri" w:eastAsia="微软雅黑"/>
-          <w:b/>
-          <w:color w:val="1E3A5F"/>
-          <w:sz w:val="36"/>
-        </w:rPr>
-        <w:t>第 3 章  最终输出产物详解与表结构全景字典</w:t>
-      </w:r>
-    </w:p>
-    <w:p>
-      <w:pPr>
-        <w:spacing w:after="120" w:line="300" w:lineRule="auto"/>
-      </w:pPr>
-      <w:r>
-        <w:rPr>
-          <w:rFonts w:ascii="Calibri" w:hAnsi="Calibri" w:eastAsia="微软雅黑"/>
-          <w:b/>
-          <w:color w:val="222222"/>
-          <w:sz w:val="21"/>
-        </w:rPr>
-        <w:t>【产物全栈架构】：</w:t>
-      </w:r>
-      <w:r>
-        <w:rPr>
-          <w:rFonts w:ascii="Calibri" w:hAnsi="Calibri" w:eastAsia="微软雅黑"/>
-          <w:color w:val="333333"/>
-          <w:sz w:val="21"/>
-        </w:rPr>
-        <w:t>系统运行所产生的一切成果经过严密隔离控制，被持久化归档入四大层次分类，并在 artifacts/trains/&lt;user&gt;/ 下极其完备地保存了主模型与参考对照基线模型在全部三阶段切分集合上的历史预测详表。</w:t>
-      </w:r>
-    </w:p>
-    <w:p>
-      <w:pPr>
-        <w:keepNext/>
-        <w:spacing w:before="280" w:after="120"/>
-      </w:pPr>
-      <w:r>
-        <w:rPr>
-          <w:rFonts w:ascii="Calibri" w:hAnsi="Calibri" w:eastAsia="微软雅黑"/>
-          <w:b/>
-          <w:color w:val="2B547E"/>
-          <w:sz w:val="28"/>
-        </w:rPr>
-        <w:t>3.1 产物目录分类体系全景树（含全部分区切分集预测表规范）</w:t>
+        <w:t>3.1 产物目录分类体系全景树（完备涵盖全分切集预测表规范）</w:t>
       </w:r>
     </w:p>
     <w:p>
@@ -2027,7 +1746,7 @@
           <w:color w:val="333333"/>
           <w:sz w:val="21"/>
         </w:rPr>
-        <w:t>项目工作区 (workspace_root) 最终生成并持久留存的文件及目录架构展示如下：</w:t>
+        <w:t>产物存储在系统内的总体目录结构分层关系说明如下（在训练与离线验证产物区内，完备涵盖了主建模算法与对照组算法在 train / val / test 3 个划分集上的所有预测表文件）：</w:t>
       </w:r>
     </w:p>
     <w:tbl>
@@ -2069,49 +1788,49 @@
               </w:rPr>
               <w:t>&lt;workspace_root&gt;/</w:t>
               <w:br/>
-              <w:t xml:space="preserve"> ├── models/                            # [持久化资产包区] 系统运行不会对该区域执行临时文件回收</w:t>
+              <w:t xml:space="preserve"> ├── models/                            # [持久化模型资产区] 单任务工作流不会对本区进行回收</w:t>
               <w:br/>
               <w:t xml:space="preserve"> │    └── &lt;user_id&gt;/</w:t>
               <w:br/>
-              <w:t xml:space="preserve"> │         ├── model_bundle_v6_15_0.pkl # 主模型核心包：含序列标准化转换器、主回归模型、残差模型等</w:t>
+              <w:t xml:space="preserve"> │         ├── model_bundle.pkl         # 综合主包：包含归一化器、主预测回归及校正模型字典</w:t>
               <w:br/>
-              <w:t xml:space="preserve"> │         ├── rf_model.pkl             # 对照参考模型包 (Baseline RF)</w:t>
+              <w:t xml:space="preserve"> │         ├── baseline_model.pkl       # 参比基准对照模型包 (Baseline RF 等)</w:t>
               <w:br/>
-              <w:t xml:space="preserve"> │         ├── split_dates_bundle.json  # 数据划分白名单包：保存分配入 train/val/test 的具体日期序列</w:t>
+              <w:t xml:space="preserve"> │         ├── split_dates_bundle.json  # 划分元数据：记录具体归入 train/val/test 的自然日期序列</w:t>
               <w:br/>
-              <w:t xml:space="preserve"> │         └── weather_cache/           # 气象协变量 API 请求转换后的离线序列缓存</w:t>
+              <w:t xml:space="preserve"> │         └── weather_cache/           # 协变量气象数据的离线本地序列化缓存</w:t>
               <w:br/>
-              <w:t xml:space="preserve"> └── artifacts/                         # [运行过程产物区] 受顶层白名单契约保护；按处理链路分层</w:t>
+              <w:t xml:space="preserve"> └── artifacts/                         # [运行过程产物区] 顶层表受白名单契约豁免保护；下按处理区分流</w:t>
               <w:br/>
-              <w:t xml:space="preserve">      ├── batch_execution_state.csv     # (白名单保护) 9 列标准的原子化断点续跑执行进度状态表</w:t>
+              <w:t xml:space="preserve">      ├── batch_execution_state.csv     # (白名单保护) 9 列标准的原子断点续跑执行进度表</w:t>
               <w:br/>
-              <w:t xml:space="preserve">      ├── batch_run_summary.csv         # (白名单保护) 批处理多对象总精度 KPI 一局展示表</w:t>
+              <w:t xml:space="preserve">      ├── batch_run_summary.csv         # (白名单保护) 批处理多对象评估汇总总卡表</w:t>
               <w:br/>
-              <w:t xml:space="preserve">      ├── summary_metrics_all_users.csv # (白名单保护) 全体任务多维度性能横向比较分析报表</w:t>
+              <w:t xml:space="preserve">      ├── summary_metrics_all_users.csv # (白名单保护) 全员各维度精度全景评估报表</w:t>
               <w:br/>
-              <w:t xml:space="preserve">      ├── skipped_users.csv             # (白名单保护) 因配置约束或审计未达要求软跳过的用户名单</w:t>
+              <w:t xml:space="preserve">      ├── skipped_users.csv             # (白名单保护) 策略判断为跳过的记录名册</w:t>
               <w:br/>
               <w:t xml:space="preserve">      ├── trains/                       # 【训练与离线评估产物分类体系】</w:t>
               <w:br/>
               <w:t xml:space="preserve">      │    └── &lt;user_id&gt;/</w:t>
               <w:br/>
-              <w:t xml:space="preserve">      │         ├── train_pred.csv      # ⭐ 主模型在训练分区集 (Train Split) 上的全周期预测与残差明细</w:t>
+              <w:t xml:space="preserve">      │         ├── train_pred.csv      # ⭐ 主模型在训练集 (Train Split) 上的全周期逐点预测与残差</w:t>
               <w:br/>
-              <w:t xml:space="preserve">      │         ├── val_pred.csv        # ⭐ 主模型在验证分区集 (Val Split) 上的全周期预测与残差明细</w:t>
+              <w:t xml:space="preserve">      │         ├── val_pred.csv        # ⭐ 主模型在验证集 (Val Split) 上的全周期逐点预测与残差</w:t>
               <w:br/>
-              <w:t xml:space="preserve">      │         ├── test_pred.csv       # ⭐ 主模型在测试分区集 (Test Split) 上的完整预测 (含校正残差列)</w:t>
+              <w:t xml:space="preserve">      │         ├── test_pred.csv       # ⭐ 主模型在测试集 (Test Split) 上的完整预测 (含后处理残差校正列)</w:t>
               <w:br/>
-              <w:t xml:space="preserve">      │         ├── train_pred_rf.csv   # ⭐ 参考对照模型 (Baseline RF) 在训练集上的预测比对明细</w:t>
+              <w:t xml:space="preserve">      │         ├── train_pred_rf.csv   # ⭐ 对照模型 (Baseline RF) 在训练集上的同点比对预测</w:t>
               <w:br/>
-              <w:t xml:space="preserve">      │         ├── val_pred_rf.csv     # ⭐ 参考对照模型 (Baseline RF) 在验证集上的预测比对明细</w:t>
+              <w:t xml:space="preserve">      │         ├── val_pred_rf.csv     # ⭐ 对照模型 (Baseline RF) 在验证集上的同点比对预测</w:t>
               <w:br/>
-              <w:t xml:space="preserve">      │         ├── test_pred_rf.csv    # ⭐ 参考对照模型 (Baseline RF) 在测试集上的预测比对明细</w:t>
+              <w:t xml:space="preserve">      │         ├── test_pred_rf.csv    # ⭐ 对照模型 (Baseline RF) 在测试集上的同点比对预测</w:t>
               <w:br/>
-              <w:t xml:space="preserve">      │         ├── train_on_periods.csv       # 训前连续开启事件行为的段级明细报表 (含 min_w 极值)</w:t>
+              <w:t xml:space="preserve">      │         ├── train_on_periods.csv       # 连续活动行为阶段明细表 (含 min_w 最小极值监控)</w:t>
               <w:br/>
-              <w:t xml:space="preserve">      │         ├── train_on_periods_daily.csv # 训前事件行为每日汇总表 (含背景基线静默日)</w:t>
+              <w:t xml:space="preserve">      │         ├── train_on_periods_daily.csv # 连续活动行为逐日统计表 (含静默非活动背景日)</w:t>
               <w:br/>
-              <w:t xml:space="preserve">      │         └── temp_power_lut.csv         # 训练侧 20 桶温度-功率外表分箱查询表 (LUT)</w:t>
+              <w:t xml:space="preserve">      │         └── temp_power_lut.csv         # 训练阶段对温等协变量的 20 桶分箱参考表 (LUT)</w:t>
               <w:br/>
               <w:t xml:space="preserve">      └── infers/                       # 【独立生产盲测推理与漂移监控产物分类体系】</w:t>
               <w:br/>
@@ -2119,21 +1838,21 @@
               <w:br/>
               <w:t xml:space="preserve">                ├── predictions/</w:t>
               <w:br/>
-              <w:t xml:space="preserve">                │    └── inference_result.csv  # 生产级独立推理全时期三级输出多算法对比总表</w:t>
+              <w:t xml:space="preserve">                │    └── inference_result.csv  # 生产盲测全周期多口径对齐横向比较表</w:t>
               <w:br/>
               <w:t xml:space="preserve">                ├── metrics/</w:t>
               <w:br/>
-              <w:t xml:space="preserve">                │    ├── inference_metrics.csv       # 推理全体均值评估指标</w:t>
+              <w:t xml:space="preserve">                │    ├── inference_metrics.csv       # 整体评估基础结果</w:t>
               <w:br/>
-              <w:t xml:space="preserve">                │    ├── inference_daily_metrics.csv # [25列标准格式] 逐日追踪与真实原始采样密度审计表</w:t>
+              <w:t xml:space="preserve">                │    ├── inference_daily_metrics.csv # [25列标准] 逐日综合评估与源表采样条数监控表</w:t>
               <w:br/>
-              <w:t xml:space="preserve">                │    └── inference_comparison.csv    # 主预测与各大基准算法在盲测数据上的指标对照表</w:t>
+              <w:t xml:space="preserve">                │    └── inference_comparison.csv    # 主预测与各基线算法横向汇总表</w:t>
               <w:br/>
-              <w:t xml:space="preserve">                ├── infer_on_periods.csv             # 推理验证前连续行为的段级统计表</w:t>
+              <w:t xml:space="preserve">                ├── infer_on_periods.csv             # 推测验证段级行为明细表</w:t>
               <w:br/>
-              <w:t xml:space="preserve">                ├── infer_on_periods_daily.csv       # 推理阶段每日行为汇总表</w:t>
+              <w:t xml:space="preserve">                ├── infer_on_periods_daily.csv       # 推测验证日级行为卡片</w:t>
               <w:br/>
-              <w:t xml:space="preserve">                └── inference_temp_power_actual_vs_expected.csv # 环境协变量分区实测漂移评估告警表</w:t>
+              <w:t xml:space="preserve">                └── inference_temp_power_actual_vs_expected.csv # 协变量漂移比对与风险指示表</w:t>
             </w:r>
           </w:p>
         </w:tc>
@@ -2154,9 +1873,9 @@
           <w:rFonts w:ascii="Calibri" w:hAnsi="Calibri" w:eastAsia="微软雅黑"/>
           <w:b/>
           <w:color w:val="2B547E"/>
-          <w:sz w:val="28"/>
+          <w:sz w:val="27"/>
         </w:rPr>
-        <w:t>3.2 模型层持久化资产详解 (models/&lt;user_id&gt;/)</w:t>
+        <w:t>3.2 模型层持久化资产包详解 (models/&lt;user_id&gt;/)</w:t>
       </w:r>
     </w:p>
     <w:p>
@@ -2170,7 +1889,7 @@
           <w:color w:val="222222"/>
           <w:sz w:val="21"/>
         </w:rPr>
-        <w:t>【持久化模型资产说明】：</w:t>
+        <w:t>【持久包规格说明】：</w:t>
       </w:r>
       <w:r>
         <w:rPr>
@@ -2178,15 +1897,13 @@
           <w:color w:val="333333"/>
           <w:sz w:val="21"/>
         </w:rPr>
-        <w:t>在此层级所保存的 pkl 与 json 构成了一组开箱即可直接调用的自包含推理运行单元：</w:t>
+        <w:t>• model_bundle.pkl：统一持久化的字典大包，包含自适应数据标准化器 (scaler)、季节判别常数、通用分类与回归算法句柄及调准后处理学习模型。</w:t>
         <w:br/>
-        <w:t>• model_bundle_v6_15_0.pkl：通过 joblib 持久化的核心字典组件。其中包装有特征缩放转换器 (scaler)、季节路由判别阈值、第一阶段分类 GBDT、第二阶段连续回归 GBDT 及由 residual_calibrator 构造的 L4 残差高斯补偿回归模型。</w:t>
+        <w:t>• baseline_model.pkl (如 rf_model.pkl)：对应训练的独立对照参考算法句柄，为检查主建模逻辑是否带来合理的复杂度效益比提供对照点。</w:t>
         <w:br/>
-        <w:t>• rf_model.pkl (或 baseline_model.pkl)：对应训练出来的独立对比模型，便于排查算法结构优势与模型复杂度效益比。</w:t>
+        <w:t>• split_dates_bundle.json：精准把每次随机划分入训练、验证、测试分区的自然日字符串列表进行持久化存储。不仅供其他脚本作同切划分零偏差还原，更是推理侧进行数据泄漏区 (leakage) 识别和盲测分离的关键基标。</w:t>
         <w:br/>
-        <w:t>• split_dates_bundle.json：精准以字符串数组格式记录本轮次被指定属于训练集 (train_dates)、验证集 (val_dates) 与测试集 (test_dates) 的自然日期清单，供跨环境调用时对目标切分做零差重现，也是识别数据泄漏问题的关键标尺。</w:t>
-        <w:br/>
-        <w:t>• weather_cache/：本地存储的 Open-Meteo 历史气象特征数据文件，使下一次重训能够做到零外部 API 流量快速重加载。</w:t>
+        <w:t>• weather_cache/：把网络请求得来的协变量序列直接缓存本地，使下一轮训练无任何外部数据下载等待。</w:t>
       </w:r>
     </w:p>
     <w:p>
@@ -2199,9 +1916,9 @@
           <w:rFonts w:ascii="Calibri" w:hAnsi="Calibri" w:eastAsia="微软雅黑"/>
           <w:b/>
           <w:color w:val="2B547E"/>
-          <w:sz w:val="28"/>
+          <w:sz w:val="27"/>
         </w:rPr>
-        <w:t>3.3 训练与离线全部分切集预测表规范 (train/val/test_pred*.csv)</w:t>
+        <w:t>3.3 训练与离线评估全部分切集预测表规范 (train/val/test_pred*.csv)</w:t>
       </w:r>
     </w:p>
     <w:p>
@@ -2223,7 +1940,7 @@
           <w:color w:val="333333"/>
           <w:sz w:val="21"/>
         </w:rPr>
-        <w:t>为保证在工程验收中，对所有切分集上的方差和拟合表现具备逐点级别的对齐审查能力，模型管道在离线训练阶段 (03_train.py / 04_evaluate.py) 自动为**主模型 (main)** 和**对照基准模型 (Baseline RF)** 各生产 3 组完整输出表，集中于 artifacts/trains/&lt;user_id&gt;/ 下：</w:t>
+        <w:t>为确保在离线实验与工程验收中，对每一个划分数据区的残差分布及模型过拟合表现拥有标准的数据可追溯手段，系统对**主预测流程 (main)** 和**对照算法模型 (如 Baseline RF)** 均各自自动生成 3 份分区预测表，统一存放于 artifacts/trains/&lt;user_id&gt;/ 下：</w:t>
       </w:r>
     </w:p>
     <w:p>
@@ -2236,9 +1953,9 @@
           <w:color w:val="333333"/>
           <w:sz w:val="21"/>
         </w:rPr>
-        <w:t>1. train_pred.csv / val_pred.csv / test_pred.csv：记录主建模逻辑分别在对应训练分区、验证分区与测试分区上的完整时序结果。为了能在测试集上以 BI 表格直观展示校正层收益，test_pred.csv 的最右侧自动附加经过 L4 加性后处理校正后的两列数值 (y_pred_W_main_L4_calib 和 residual_W_main_L4_calib)。</w:t>
+        <w:t>1. train_pred.csv / val_pred.csv / test_pred.csv：保存主流程算法在对应训练集、验证集与测试集上的逐点估计值、响应态及残差序列；为支持在测试展示上进行直观校验，test_pred.csv 最右侧还会自动增补经加性校正补偿后的 2 列终态 (y_pred_W_main_L4_calib 和 residual_W_main_L4_calib)。</w:t>
         <w:br/>
-        <w:t>2. train_pred_rf.csv / val_pred_rf.csv / test_pred_rf.csv：在与主模型完全等同的分组下标和样本点下，对照基准算法所输出的结果与残差序列，构成客观、非参数化的参照刻度。</w:t>
+        <w:t>2. train_pred_rf.csv / val_pred_rf.csv / test_pred_rf.csv：在同样的时间戳和样本划分边界下，对照组参考模型计算产生的逐点估值和残差，构成了不受调参偏度影响的标准刻度线。</w:t>
       </w:r>
     </w:p>
     <w:p>
@@ -2252,7 +1969,7 @@
           <w:color w:val="222222"/>
           <w:sz w:val="21"/>
         </w:rPr>
-        <w:t>【切分表通序列结构字典】：</w:t>
+        <w:t>【全部分区集预测表字典】：</w:t>
       </w:r>
       <w:r>
         <w:rPr>
@@ -2260,7 +1977,7 @@
           <w:color w:val="333333"/>
           <w:sz w:val="21"/>
         </w:rPr>
-        <w:t>上述 6 大切分集预测明细文件的标准通用列结构定义见下表：</w:t>
+        <w:t>该 6 大预测文件的通用标准化列结构规范表述如下：</w:t>
       </w:r>
     </w:p>
     <w:tbl>
@@ -2308,7 +2025,7 @@
                 <w:color w:val="FFFFFF"/>
                 <w:sz w:val="20"/>
               </w:rPr>
-              <w:t>字段名</w:t>
+              <w:t>字段名称</w:t>
             </w:r>
           </w:p>
         </w:tc>
@@ -2389,7 +2106,7 @@
                 <w:color w:val="FFFFFF"/>
                 <w:sz w:val="20"/>
               </w:rPr>
-              <w:t>业务工程意义与说明</w:t>
+              <w:t>业务含义与通用架构规则</w:t>
             </w:r>
           </w:p>
         </w:tc>
@@ -2495,7 +2212,7 @@
                 <w:color w:val="222222"/>
                 <w:sz w:val="19"/>
               </w:rPr>
-              <w:t>重采样规整后的 15 分钟间距时间戳序列 (yyyy-MM-dd HH:MM:SS)</w:t>
+              <w:t>重采样对齐后 15 分钟等距的标准时序主键 (yyyy-MM-dd HH:MM:SS)</w:t>
             </w:r>
           </w:p>
         </w:tc>
@@ -2601,7 +2318,7 @@
                 <w:color w:val="222222"/>
                 <w:sz w:val="19"/>
               </w:rPr>
-              <w:t>给定输入分路中的原始真实标杆目标功率 (W)，保留 3 位小数</w:t>
+              <w:t>系统真值输入中给定的原始真实目标标量 (W)，保留 3 位小数</w:t>
             </w:r>
           </w:p>
         </w:tc>
@@ -2707,7 +2424,7 @@
                 <w:color w:val="222222"/>
                 <w:sz w:val="19"/>
               </w:rPr>
-              <w:t>当前处理模型在该时间节点推导出的预测有效目标值 (W)</w:t>
+              <w:t>对应工作流算法在特定分区集上计算得出的预测有效估计值 (W)</w:t>
             </w:r>
           </w:p>
         </w:tc>
@@ -2813,7 +2530,7 @@
                 <w:color w:val="222222"/>
                 <w:sz w:val="19"/>
               </w:rPr>
-              <w:t>当前主预测相对客观标准值的绝对差值 (y_pred_W - y_true_W)</w:t>
+              <w:t>模型当前估算相对客观标准值的绝对差 (y_pred_W - y_true_W)</w:t>
             </w:r>
           </w:p>
         </w:tc>
@@ -2893,7 +2610,7 @@
                 <w:color w:val="222222"/>
                 <w:sz w:val="19"/>
               </w:rPr>
-              <w:t>可选/附加列</w:t>
+              <w:t>附加列</w:t>
             </w:r>
           </w:p>
         </w:tc>
@@ -2919,7 +2636,7 @@
                 <w:color w:val="222222"/>
                 <w:sz w:val="19"/>
               </w:rPr>
-              <w:t>按阈值通过客观真值判定出的二值化开关活动事件态 (Active State)</w:t>
+              <w:t>以业务判定阈值为基础计算所得的事件运行状态标识 (Active State)</w:t>
             </w:r>
           </w:p>
         </w:tc>
@@ -2999,7 +2716,7 @@
                 <w:color w:val="222222"/>
                 <w:sz w:val="19"/>
               </w:rPr>
-              <w:t>可选/附加列</w:t>
+              <w:t>附加列</w:t>
             </w:r>
           </w:p>
         </w:tc>
@@ -3025,7 +2742,7 @@
                 <w:color w:val="222222"/>
                 <w:sz w:val="19"/>
               </w:rPr>
-              <w:t>模型在阶段一分类推演下，判定该目标在此刻是否触发的开关响应</w:t>
+              <w:t>预测模块针对该时刻目标是否处于工作激发状态的 0/1 判定结果</w:t>
             </w:r>
           </w:p>
         </w:tc>
@@ -3105,7 +2822,7 @@
                 <w:color w:val="222222"/>
                 <w:sz w:val="19"/>
               </w:rPr>
-              <w:t>可选/附加列</w:t>
+              <w:t>附加列</w:t>
             </w:r>
           </w:p>
         </w:tc>
@@ -3131,7 +2848,7 @@
                 <w:color w:val="222222"/>
                 <w:sz w:val="19"/>
               </w:rPr>
-              <w:t>模型向外释放的目标在此时刻处在开启激发态的置信概率度量</w:t>
+              <w:t>分类引擎计算出的被预测对象位于启用态的数学概率评分</w:t>
             </w:r>
           </w:p>
         </w:tc>
@@ -3213,7 +2930,7 @@
                 <w:color w:val="222222"/>
                 <w:sz w:val="19"/>
               </w:rPr>
-              <w:t>可选/附加列</w:t>
+              <w:t>附加列</w:t>
             </w:r>
           </w:p>
         </w:tc>
@@ -3239,7 +2956,7 @@
                 <w:color w:val="222222"/>
                 <w:sz w:val="19"/>
               </w:rPr>
-              <w:t>连续回归区间估算的统计下边界与统计上界预测</w:t>
+              <w:t>当启用连续区间建模时产出的分布区间估测下限值与上界极限值</w:t>
             </w:r>
           </w:p>
         </w:tc>
@@ -3323,7 +3040,7 @@
               </w:rPr>
               <w:t>仅在 test_pred.csv</w:t>
               <w:br/>
-              <w:t>中追加呈现</w:t>
+              <w:t>中专属扩展</w:t>
             </w:r>
           </w:p>
         </w:tc>
@@ -3349,7 +3066,7 @@
                 <w:color w:val="222222"/>
                 <w:sz w:val="19"/>
               </w:rPr>
-              <w:t>施加后处理加性高斯校正层 (L4) 补偿调整后的独立预测功率及残差</w:t>
+              <w:t>叠加后处理加性补偿层修整后输出的独立优化预测值及优化后绝对残差</w:t>
             </w:r>
           </w:p>
         </w:tc>
@@ -3370,9 +3087,9 @@
           <w:rFonts w:ascii="Calibri" w:hAnsi="Calibri" w:eastAsia="微软雅黑"/>
           <w:b/>
           <w:color w:val="2B547E"/>
-          <w:sz w:val="28"/>
+          <w:sz w:val="27"/>
         </w:rPr>
-        <w:t>3.4 生产盲测独立推理产物规范 (predictions/inference_result.csv)</w:t>
+        <w:t>3.4 独立生产推理阶段对齐评估表规范 (predictions/inference_result.csv)</w:t>
       </w:r>
     </w:p>
     <w:p>
@@ -3394,7 +3111,7 @@
           <w:color w:val="333333"/>
           <w:sz w:val="21"/>
         </w:rPr>
-        <w:t>用于在线或全期盲测推理环节。在此单表中统一呈现了主分类-回归逻辑下的“三级预测口径”与各参考对照算法指标，供直接生产使用和多算法效益横向评估：</w:t>
+        <w:t>针对在线应用或真正未知标签的生产盲测场景。该表格以高统一宽表形式把主推导逻辑下的三层处理结果与各对照基准合并：</w:t>
       </w:r>
     </w:p>
     <w:tbl>
@@ -3442,7 +3159,7 @@
                 <w:color w:val="FFFFFF"/>
                 <w:sz w:val="20"/>
               </w:rPr>
-              <w:t>列名标识</w:t>
+              <w:t>列名字段</w:t>
             </w:r>
           </w:p>
         </w:tc>
@@ -3496,7 +3213,7 @@
                 <w:color w:val="FFFFFF"/>
                 <w:sz w:val="20"/>
               </w:rPr>
-              <w:t>所属算法口径</w:t>
+              <w:t>逻辑所属分层</w:t>
             </w:r>
           </w:p>
         </w:tc>
@@ -3523,7 +3240,7 @@
                 <w:color w:val="FFFFFF"/>
                 <w:sz w:val="20"/>
               </w:rPr>
-              <w:t>核心含义与说明</w:t>
+              <w:t>通用说明与技术解读</w:t>
             </w:r>
           </w:p>
         </w:tc>
@@ -3629,7 +3346,7 @@
                 <w:color w:val="222222"/>
                 <w:sz w:val="19"/>
               </w:rPr>
-              <w:t>对齐后的 ISO 标准连续统一时序主键</w:t>
+              <w:t>ISO 统一时序等差时间主键</w:t>
             </w:r>
           </w:p>
         </w:tc>
@@ -3709,7 +3426,7 @@
                 <w:color w:val="222222"/>
                 <w:sz w:val="19"/>
               </w:rPr>
-              <w:t>实际真值</w:t>
+              <w:t>标尺对照</w:t>
             </w:r>
           </w:p>
         </w:tc>
@@ -3735,7 +3452,7 @@
                 <w:color w:val="222222"/>
                 <w:sz w:val="19"/>
               </w:rPr>
-              <w:t>真实的客观目标值（若生产场景纯无标签盲测推理则允许缺省空置）</w:t>
+              <w:t>物理标定真实值（纯线上未标记独立盲测推断场景下可自动缺省）</w:t>
             </w:r>
           </w:p>
         </w:tc>
@@ -3815,7 +3532,7 @@
                 <w:color w:val="222222"/>
                 <w:sz w:val="19"/>
               </w:rPr>
-              <w:t>主模型终态口径</w:t>
+              <w:t>正式终态输出</w:t>
             </w:r>
           </w:p>
         </w:tc>
@@ -3841,7 +3558,7 @@
                 <w:color w:val="222222"/>
                 <w:sz w:val="19"/>
               </w:rPr>
-              <w:t>最终对下游调用的正式预测成果（含两阶段推导 + L4校正 + L5切换）</w:t>
+              <w:t>经过回归推导、残差加性校正与动态多阶段平衡调整后的业务正式对外结果</w:t>
             </w:r>
           </w:p>
         </w:tc>
@@ -3921,7 +3638,7 @@
                 <w:color w:val="222222"/>
                 <w:sz w:val="19"/>
               </w:rPr>
-              <w:t>主模型原始口径</w:t>
+              <w:t>基础推演口径</w:t>
             </w:r>
           </w:p>
         </w:tc>
@@ -3947,7 +3664,7 @@
                 <w:color w:val="222222"/>
                 <w:sz w:val="19"/>
               </w:rPr>
-              <w:t>未做 L4 补偿且无 L5 加权的原始 GBDT 模型回归输出，提供基础对照</w:t>
+              <w:t>未做残差回归补偿且未参与后期切换策略调整的初始模型输出，保留参考</w:t>
             </w:r>
           </w:p>
         </w:tc>
@@ -4027,7 +3744,7 @@
                 <w:color w:val="222222"/>
                 <w:sz w:val="19"/>
               </w:rPr>
-              <w:t>校正层验证口径</w:t>
+              <w:t>残差验证口径</w:t>
             </w:r>
           </w:p>
         </w:tc>
@@ -4053,7 +3770,7 @@
                 <w:color w:val="222222"/>
                 <w:sz w:val="19"/>
               </w:rPr>
-              <w:t>仅叠加后处理残差补偿层后的结果（不含 L5 加权切分层改变）</w:t>
+              <w:t>叠加后处理残差补偿层而未参与加权策略切换重置的单阶段优化成果</w:t>
             </w:r>
           </w:p>
         </w:tc>
@@ -4081,7 +3798,7 @@
                 <w:color w:val="222222"/>
                 <w:sz w:val="19"/>
               </w:rPr>
-              <w:t>state_pred_main</w:t>
+              <w:t>state_pred_main / p_on_main</w:t>
             </w:r>
           </w:p>
         </w:tc>
@@ -4107,7 +3824,7 @@
                 <w:color w:val="222222"/>
                 <w:sz w:val="19"/>
               </w:rPr>
-              <w:t>Int (0/1)</w:t>
+              <w:t>Int(0/1) / Float</w:t>
             </w:r>
           </w:p>
         </w:tc>
@@ -4133,7 +3850,7 @@
                 <w:color w:val="222222"/>
                 <w:sz w:val="19"/>
               </w:rPr>
-              <w:t>主分类决策</w:t>
+              <w:t>分类判定</w:t>
             </w:r>
           </w:p>
         </w:tc>
@@ -4159,7 +3876,7 @@
                 <w:color w:val="222222"/>
                 <w:sz w:val="19"/>
               </w:rPr>
-              <w:t>主模型评估的此点目标是否处于激活运作响应态</w:t>
+              <w:t>模型计算出的目标触发二值状态以及对应置信度概率分数</w:t>
             </w:r>
           </w:p>
         </w:tc>
@@ -4187,7 +3904,9 @@
                 <w:color w:val="222222"/>
                 <w:sz w:val="19"/>
               </w:rPr>
-              <w:t>p_on_main</w:t>
+              <w:t>residual_W_main_raw /</w:t>
+              <w:br/>
+              <w:t>residual_W_main_L4_calib</w:t>
             </w:r>
           </w:p>
         </w:tc>
@@ -4213,7 +3932,7 @@
                 <w:color w:val="222222"/>
                 <w:sz w:val="19"/>
               </w:rPr>
-              <w:t>Float (0~1)</w:t>
+              <w:t>Float</w:t>
             </w:r>
           </w:p>
         </w:tc>
@@ -4239,7 +3958,7 @@
                 <w:color w:val="222222"/>
                 <w:sz w:val="19"/>
               </w:rPr>
-              <w:t>概率度量</w:t>
+              <w:t>残差对比列</w:t>
             </w:r>
           </w:p>
         </w:tc>
@@ -4265,7 +3984,7 @@
                 <w:color w:val="222222"/>
                 <w:sz w:val="19"/>
               </w:rPr>
-              <w:t>主模型给出的时刻响应态概率（配合评估最佳决策截断值 F0.5）</w:t>
+              <w:t>提供基础版模型残差与经过加性校正后预测值的双向绝对误差走势</w:t>
             </w:r>
           </w:p>
         </w:tc>
@@ -4293,9 +4012,7 @@
                 <w:color w:val="222222"/>
                 <w:sz w:val="19"/>
               </w:rPr>
-              <w:t>residual_W_main_raw /</w:t>
-              <w:br/>
-              <w:t>residual_W_main_L4_calib</w:t>
+              <w:t>y_pred_W_rf ...</w:t>
             </w:r>
           </w:p>
         </w:tc>
@@ -4347,7 +4064,7 @@
                 <w:color w:val="222222"/>
                 <w:sz w:val="19"/>
               </w:rPr>
-              <w:t>残差列组</w:t>
+              <w:t>基线参照组</w:t>
             </w:r>
           </w:p>
         </w:tc>
@@ -4373,113 +4090,7 @@
                 <w:color w:val="222222"/>
                 <w:sz w:val="19"/>
               </w:rPr>
-              <w:t>原始推导对真值的残差与残差校正后预测对真值的绝对残差对比</w:t>
-            </w:r>
-          </w:p>
-        </w:tc>
-      </w:tr>
-      <w:tr>
-        <w:tc>
-          <w:tcPr>
-            <w:tcW w:type="dxa" w:w="2304"/>
-            <w:shd w:fill="FFFFFF"/>
-            <w:tcMar>
-              <w:top w:w="80" w:type="dxa"/>
-              <w:bottom w:w="80" w:type="dxa"/>
-              <w:left w:w="100" w:type="dxa"/>
-              <w:right w:w="100" w:type="dxa"/>
-            </w:tcMar>
-          </w:tcPr>
-          <w:p>
-            <w:pPr>
-              <w:jc w:val="left"/>
-            </w:pPr>
-            <w:r/>
-            <w:r>
-              <w:rPr>
-                <w:rFonts w:ascii="Calibri" w:hAnsi="Calibri" w:eastAsia="微软雅黑"/>
-                <w:color w:val="222222"/>
-                <w:sz w:val="19"/>
-              </w:rPr>
-              <w:t>y_pred_W_rf ...</w:t>
-            </w:r>
-          </w:p>
-        </w:tc>
-        <w:tc>
-          <w:tcPr>
-            <w:tcW w:type="dxa" w:w="1584"/>
-            <w:shd w:fill="FFFFFF"/>
-            <w:tcMar>
-              <w:top w:w="80" w:type="dxa"/>
-              <w:bottom w:w="80" w:type="dxa"/>
-              <w:left w:w="100" w:type="dxa"/>
-              <w:right w:w="100" w:type="dxa"/>
-            </w:tcMar>
-          </w:tcPr>
-          <w:p>
-            <w:pPr>
-              <w:jc w:val="left"/>
-            </w:pPr>
-            <w:r/>
-            <w:r>
-              <w:rPr>
-                <w:rFonts w:ascii="Calibri" w:hAnsi="Calibri" w:eastAsia="微软雅黑"/>
-                <w:color w:val="222222"/>
-                <w:sz w:val="19"/>
-              </w:rPr>
-              <w:t>Float</w:t>
-            </w:r>
-          </w:p>
-        </w:tc>
-        <w:tc>
-          <w:tcPr>
-            <w:tcW w:type="dxa" w:w="1872"/>
-            <w:shd w:fill="FFFFFF"/>
-            <w:tcMar>
-              <w:top w:w="80" w:type="dxa"/>
-              <w:bottom w:w="80" w:type="dxa"/>
-              <w:left w:w="100" w:type="dxa"/>
-              <w:right w:w="100" w:type="dxa"/>
-            </w:tcMar>
-          </w:tcPr>
-          <w:p>
-            <w:pPr>
-              <w:jc w:val="left"/>
-            </w:pPr>
-            <w:r/>
-            <w:r>
-              <w:rPr>
-                <w:rFonts w:ascii="Calibri" w:hAnsi="Calibri" w:eastAsia="微软雅黑"/>
-                <w:color w:val="222222"/>
-                <w:sz w:val="19"/>
-              </w:rPr>
-              <w:t>基准对照口径</w:t>
-            </w:r>
-          </w:p>
-        </w:tc>
-        <w:tc>
-          <w:tcPr>
-            <w:tcW w:type="dxa" w:w="3600"/>
-            <w:shd w:fill="FFFFFF"/>
-            <w:tcMar>
-              <w:top w:w="80" w:type="dxa"/>
-              <w:bottom w:w="80" w:type="dxa"/>
-              <w:left w:w="100" w:type="dxa"/>
-              <w:right w:w="100" w:type="dxa"/>
-            </w:tcMar>
-          </w:tcPr>
-          <w:p>
-            <w:pPr>
-              <w:jc w:val="left"/>
-            </w:pPr>
-            <w:r/>
-            <w:r>
-              <w:rPr>
-                <w:rFonts w:ascii="Calibri" w:hAnsi="Calibri" w:eastAsia="微软雅黑"/>
-                <w:color w:val="222222"/>
-                <w:sz w:val="19"/>
-              </w:rPr>
-              <w:t>经过同步对齐归并而来的 Baseline RF 等算法在该时刻的参考估值</w:t>
+              <w:t>对照基线模型在相同时间点的参考输出列</w:t>
             </w:r>
           </w:p>
         </w:tc>
@@ -4500,9 +4111,9 @@
           <w:rFonts w:ascii="Calibri" w:hAnsi="Calibri" w:eastAsia="微软雅黑"/>
           <w:b/>
           <w:color w:val="2B547E"/>
-          <w:sz w:val="28"/>
+          <w:sz w:val="27"/>
         </w:rPr>
-        <w:t>3.5 25 列逐日指标表与原始采样密度审计表规范 (daily_metrics.csv)</w:t>
+        <w:t>3.5 25 列逐日指标表与原始源数据采样条目监控表规范 (daily_metrics.csv)</w:t>
       </w:r>
     </w:p>
     <w:p>
@@ -4516,7 +4127,7 @@
           <w:color w:val="222222"/>
           <w:sz w:val="21"/>
         </w:rPr>
-        <w:t>【25 列标准评估表字典】：</w:t>
+        <w:t>【25 列通用逐日审计表字典】：</w:t>
       </w:r>
       <w:r>
         <w:rPr>
@@ -4524,7 +4135,7 @@
           <w:color w:val="333333"/>
           <w:sz w:val="21"/>
         </w:rPr>
-        <w:t>系统在离线阶段与独立推理阶段分别写就 train_daily_metrics.csv 和 inference_daily_metrics.csv。本说明书确立了其中 25 列严格标准表格式；最重要的在于增补了第 5 列 n_bus_raw 和第 6 列 n_branch_raw，能够让维护团队瞬间判断“当天的低 F1 或大误差指标，究竟是源于模型自身的泛化偏差，还是因为真实采集端原 CSV 中大量漏数”：</w:t>
+        <w:t>系统在离线与独立推理流程阶段生成 train_daily_metrics.csv 和 inference_daily_metrics.csv。本方案确立了 25 列严谨表格式；最重大的审计亮点在于增设第 5 列 n_bus_raw 与第 6 列 n_branch_raw，能够让业务方一秒定位“大残差或低评估指标，是由模型估测走样引起，还是因为源输入 CSV 中物理丢数据漏采造成”：</w:t>
       </w:r>
     </w:p>
     <w:tbl>
@@ -4572,7 +4183,7 @@
                 <w:color w:val="FFFFFF"/>
                 <w:sz w:val="20"/>
               </w:rPr>
-              <w:t>顺位索引</w:t>
+              <w:t>序号顺位</w:t>
             </w:r>
           </w:p>
         </w:tc>
@@ -4599,7 +4210,7 @@
                 <w:color w:val="FFFFFF"/>
                 <w:sz w:val="20"/>
               </w:rPr>
-              <w:t>列字段名称</w:t>
+              <w:t>字段列表头</w:t>
             </w:r>
           </w:p>
         </w:tc>
@@ -4626,7 +4237,7 @@
                 <w:color w:val="FFFFFF"/>
                 <w:sz w:val="20"/>
               </w:rPr>
-              <w:t>类型</w:t>
+              <w:t>数据类型</w:t>
             </w:r>
           </w:p>
         </w:tc>
@@ -4653,7 +4264,7 @@
                 <w:color w:val="FFFFFF"/>
                 <w:sz w:val="20"/>
               </w:rPr>
-              <w:t>含义解释与特别审计语义说明</w:t>
+              <w:t>功能定义说明与核心物理审计逻辑</w:t>
             </w:r>
           </w:p>
         </w:tc>
@@ -4759,7 +4370,7 @@
                 <w:color w:val="222222"/>
                 <w:sz w:val="19"/>
               </w:rPr>
-              <w:t>统计目标自然日 (YYYY-MM-DD)</w:t>
+              <w:t>所属自然日文本形式 (YYYY-MM-DD)</w:t>
             </w:r>
           </w:p>
         </w:tc>
@@ -4865,7 +4476,7 @@
                 <w:color w:val="222222"/>
                 <w:sz w:val="19"/>
               </w:rPr>
-              <w:t>该记录所属数据域 (train / val / test / inference)；若遇到实际推理区间包含已划拨入历史训练集的日期，程序自动按日期将其拆分输出为两行：inference_leak (泄漏统计行) 与 inference_ood (纯盲测 OOD 行)</w:t>
+              <w:t>记录所属数据分区性质 (train / val / test / inference)；若推理推演段与已被分配进训练集的历史日期发生重叠，程序自动以日期粒度拆写两行：inference_leak (已泄漏非合规统计) 与 inference_ood (标准有效 OOD 纯盲测统计)</w:t>
             </w:r>
           </w:p>
         </w:tc>
@@ -4971,7 +4582,7 @@
                 <w:color w:val="222222"/>
                 <w:sz w:val="19"/>
               </w:rPr>
-              <w:t>评价对象算法来源名称（主程序为 main，对照组为 rf 等）</w:t>
+              <w:t>评价算法对象名称（主处理框架命名 main，对照算法为 rf 等）</w:t>
             </w:r>
           </w:p>
         </w:tc>
@@ -5077,7 +4688,7 @@
                 <w:color w:val="222222"/>
                 <w:sz w:val="19"/>
               </w:rPr>
-              <w:t>此统计日在通过对齐和过滤等距网格后实际具备的计算测试记录条数</w:t>
+              <w:t>此统计日期在经时间戳等间隙重采样规整对齐后实际计算采用的有效行条数</w:t>
             </w:r>
           </w:p>
         </w:tc>
@@ -5133,7 +4744,7 @@
               </w:rPr>
               <w:t>n_bus_raw</w:t>
               <w:br/>
-              <w:t>(⭐审计专用)</w:t>
+              <w:t>(⭐审计列)</w:t>
             </w:r>
           </w:p>
         </w:tc>
@@ -5185,7 +4796,7 @@
                 <w:color w:val="222222"/>
                 <w:sz w:val="19"/>
               </w:rPr>
-              <w:t>上游主特征源表当天物理读取行数：在此记录了不经对齐的原表实际行数。若该数值显著低于 288 条 (15分钟一整天满载记录数)，可作为不可抗源头漏数凭据</w:t>
+              <w:t>主特征源表当日直接物理读取总条目数：直接从原始未对齐文件中按天数条。如小于正常标准 (如 15分钟全日 288 条)，提示本指标异动来自源头丢数缺失</w:t>
             </w:r>
           </w:p>
         </w:tc>
@@ -5241,7 +4852,7 @@
               </w:rPr>
               <w:t>n_branch_raw</w:t>
               <w:br/>
-              <w:t>(⭐审计专用)</w:t>
+              <w:t>(⭐审计列)</w:t>
             </w:r>
           </w:p>
         </w:tc>
@@ -5293,7 +4904,7 @@
                 <w:color w:val="222222"/>
                 <w:sz w:val="19"/>
               </w:rPr>
-              <w:t>目标/分路源表当天物理读取行数：提供实际有效采样点条目数，与上面互相印证</w:t>
+              <w:t>目标表/分路当日直接物理读取总条目数：客观展现目标采集设备是否在线稳定</w:t>
             </w:r>
           </w:p>
         </w:tc>
@@ -5401,7 +5012,7 @@
                 <w:color w:val="222222"/>
                 <w:sz w:val="19"/>
               </w:rPr>
-              <w:t>分类状态判定综合绩效矩阵：各项均保留 4~6 位精度小数，若缺失则为 ""</w:t>
+              <w:t>对于二值开闭分类响应态进行评判的核心精度矩阵，保留 4~6 位小数；缺省为空</w:t>
             </w:r>
           </w:p>
         </w:tc>
@@ -5509,7 +5120,7 @@
                 <w:color w:val="222222"/>
                 <w:sz w:val="19"/>
               </w:rPr>
-              <w:t>回归预测指标：其中 SAE = abs(kWh_pred - kWh_true)/max(kWh_true, 0.01)，直观体现全天的宏观电耗估计累积偏度</w:t>
+              <w:t>连续回归标量误差；其中 SAE = abs(kWh_pred - kWh_true)/max(kWh_true,0.01)，表达了全天累积输出差相对真实累积量的分布偏度</w:t>
             </w:r>
           </w:p>
         </w:tc>
@@ -5617,7 +5228,7 @@
                 <w:color w:val="222222"/>
                 <w:sz w:val="19"/>
               </w:rPr>
-              <w:t>单日累计工作能耗度数分析：真实总度数 / 预估总度数 / 二者差值比对</w:t>
+              <w:t>全日累积数值积分计算 (例如总做功或总能量) 比重：真实总量 / 预估总量 / 残差差</w:t>
             </w:r>
           </w:p>
         </w:tc>
@@ -5723,7 +5334,7 @@
                 <w:color w:val="222222"/>
                 <w:sz w:val="19"/>
               </w:rPr>
-              <w:t>事件二值分类判定混淆矩阵基础统计项 counts</w:t>
+              <w:t>单日基于响应态的混淆矩阵事件频度技术统计 counters</w:t>
             </w:r>
           </w:p>
         </w:tc>
@@ -5829,7 +5440,7 @@
                 <w:color w:val="222222"/>
                 <w:sz w:val="19"/>
               </w:rPr>
-              <w:t>标记本行数据来源归属切片标记 (如 train, val, test, used, excluded)</w:t>
+              <w:t>标注记录样本在分划控制中所在的属性 (如 used, excluded)</w:t>
             </w:r>
           </w:p>
         </w:tc>
@@ -5935,7 +5546,7 @@
                 <w:color w:val="222222"/>
                 <w:sz w:val="19"/>
               </w:rPr>
-              <w:t>本行指标评估所应用的绝对判定活动阈值瓦数 (W)</w:t>
+              <w:t>运算本条各状态统计时选用的界定活动常数阈值数</w:t>
             </w:r>
           </w:p>
         </w:tc>
@@ -5956,9 +5567,9 @@
           <w:rFonts w:ascii="Calibri" w:hAnsi="Calibri" w:eastAsia="微软雅黑"/>
           <w:b/>
           <w:color w:val="2B547E"/>
-          <w:sz w:val="28"/>
+          <w:sz w:val="27"/>
         </w:rPr>
-        <w:t>3.6 事件连续段统计表与静默天数表规范 (&lt;stage&gt;_on_periods*.csv)</w:t>
+        <w:t>3.6 连续行为触发段明细与静默全天审计表规范 (&lt;stage&gt;_on_periods*.csv)</w:t>
       </w:r>
     </w:p>
     <w:p>
@@ -5972,7 +5583,7 @@
           <w:color w:val="222222"/>
           <w:sz w:val="21"/>
         </w:rPr>
-        <w:t>【段级及日级统计说明】：</w:t>
+        <w:t>【阶段及日行为审计】：</w:t>
       </w:r>
       <w:r>
         <w:rPr>
@@ -5980,7 +5591,7 @@
           <w:color w:val="333333"/>
           <w:sz w:val="21"/>
         </w:rPr>
-        <w:t>为深度监测连续开启行为和待机能耗规律，系统在训前及推导后生成段级及日级报表：</w:t>
+        <w:t>面向时序序列开启段的持续时长及极值分布，系统产出连续段及日卡表：</w:t>
       </w:r>
     </w:p>
     <w:p>
@@ -5993,9 +5604,9 @@
           <w:color w:val="333333"/>
           <w:sz w:val="21"/>
         </w:rPr>
-        <w:t>• &lt;stage&gt;_on_periods.csv (段表)：记载各个联通活动响应期的统计全貌。核心列包含 being_time (开始点)、end_time (终结点)、p1 (目标通道)、duration_min (持续分长)、mean_w (时段平均功率)、peak_w (峰顶数值)、energy_kwh (此段耗电度数)、dataset (切块归属)。最关键扩展在于第 5 列 min_w (连续段最小瞬时极值)：可清晰观察此段最低落入的功率边界，且确保满足恒等约束 min_w &lt;= mean_w &lt;= peak_w。当出现一整天没有触发动作的日子，程序自动补充一条全日静默记录 (OFF Day Row，duration_min=1440)，保证非活动日背景待机分布不漏报。</w:t>
+        <w:t>• &lt;stage&gt;_on_periods.csv (连续行为段表)：收齐全部处于触发活动运行期 (Active State Segment) 的片段。核心列包含 being_time (发生开始时戳)、end_time (终结停止时戳)、p1 (通道名称)、duration_min (持续发生分长)、mean_w (段内均值)、peak_w (最高峰幅)、energy_kwh (此连续段贡献总量)、dataset (分集归属)。最关键扩展列为第 5 列 min_w (连续有效段运行极值下界)：专门用来审计此连贯运行期内的最小表现底点，且恒等保障基本逻辑约束 min_w &lt;= mean_w &lt;= peak_w。同时针对全日并无任何触发动作的有效候选天数，程序会额外插入一行静默记录行 (OFF Day Row, duration_min=1440)，确保其全天背景基线平稳参数不漏落。</w:t>
         <w:br/>
-        <w:t>• &lt;stage&gt;_on_periods_daily.csv (日表)：汇成按日宏观行为卡片。包含 date、n_segments (日激发频度，静默日=0)、total_on_hours、first_on_time、last_off_time 及均值积分统计。</w:t>
+        <w:t>• &lt;stage&gt;_on_periods_daily.csv (单日行为表)：汇成单日总体概览卡片。含 date、n_segments (当天发生段频次，静默日=0)、total_on_hours、first_on_time、last_off_time 及均值汇总统计。</w:t>
       </w:r>
     </w:p>
     <w:p>
@@ -6008,9 +5619,9 @@
           <w:rFonts w:ascii="Calibri" w:hAnsi="Calibri" w:eastAsia="微软雅黑"/>
           <w:b/>
           <w:color w:val="2B547E"/>
-          <w:sz w:val="28"/>
+          <w:sz w:val="27"/>
         </w:rPr>
-        <w:t>3.7 协变量参考基底表与实测漂移评估规范 (lut.csv &amp; actual_vs_expected.csv)</w:t>
+        <w:t>3.7 协变量基底表与实测漂移评估规范 (lut.csv &amp; actual_vs_expected.csv)</w:t>
       </w:r>
     </w:p>
     <w:p>
@@ -6024,7 +5635,7 @@
           <w:color w:val="222222"/>
           <w:sz w:val="21"/>
         </w:rPr>
-        <w:t>【协变量分区基底表字典】：</w:t>
+        <w:t>【协变量分段审计字典】：</w:t>
       </w:r>
       <w:r>
         <w:rPr>
@@ -6032,17 +5643,17 @@
           <w:color w:val="333333"/>
           <w:sz w:val="21"/>
         </w:rPr>
-        <w:t>• 训练标准桶表 (temp_power_lut.csv)：系统按外源气温划分 20 个等跨度基本桶 (Bin 1~20)，结合 1 个全样本兜底中位桶 ALL_MEDIAN (共 21 行)。每行包含分箱上下界 temp_lo/temp_hi、参考目标中位数 expected_signal、样本计数 n_samples 及均值与标准差。</w:t>
+        <w:t>• 训练侧参考桶表 (temp_power_lut.csv)：系统针对温度等外部环境协变量按范围等距划分 20 个常规段桶 (Bin 1~20)，外附加一个全样本统计中位桶 ALL_MEDIAN (共 21 行)。行表列示上下边界 temp_lo/temp_hi、基调预期中位数 expected_signal、样本点 n_samples 与基础分位数等，反映对象基本特质。</w:t>
         <w:br/>
-        <w:t>• 推导漂移比照表 (inference_temp_power_actual_vs_expected.csv)：利用推理样本向对应 20 桶填注实测中位数，经两端核查算得 abs_residual 与相对漂移率 rel_drift；随后生成至关重要的状态评估信号列 drift_flag，明确给出四项状态结论：</w:t>
+        <w:t>• 推理实测漂移比对表 (inference_temp_power_actual_vs_expected.csv)：推理把测定均值和样本填入对于分箱，得出差值 abs_residual 与相对漂移值 rel_drift；生成最终评估告警枚举字段 drift_flag：</w:t>
         <w:br/>
-        <w:t xml:space="preserve">  ① OK —— 推理区间指标未明显偏离基准，模型处在稳态；</w:t>
+        <w:t xml:space="preserve">  ① OK —— 对比处于预设正常区间，未出现系统化分布偏差；</w:t>
         <w:br/>
-        <w:t xml:space="preserve">  ② WARN —— 测点产生漂移警报（绝对偏差率超范围，如 ≥15%）；</w:t>
+        <w:t xml:space="preserve">  ② WARN —— 产生可观察的分箱偏度警告（如绝对偏度 ≥15%）；</w:t>
         <w:br/>
-        <w:t xml:space="preserve">  ③ ALERT —— 检测到严重变异风险（偏移发生巨大恶化，如 ≥30%），触发对下游的降权与限制措施；</w:t>
+        <w:t xml:space="preserve">  ③ ALERT —— 发现严重风险漂移警报（偏离加剧，如 ≥30%），引发下游应对和模型校调；</w:t>
         <w:br/>
-        <w:t xml:space="preserve">  ④ NO_DATA —— 此区间内当前批次没有采集点，安全空跳。</w:t>
+        <w:t xml:space="preserve">  ④ NO_DATA —— 此特定环境区间并未落入测点样本，安全占位。</w:t>
       </w:r>
     </w:p>
     <w:p>
@@ -6055,9 +5666,9 @@
           <w:rFonts w:ascii="Calibri" w:hAnsi="Calibri" w:eastAsia="微软雅黑"/>
           <w:b/>
           <w:color w:val="2B547E"/>
-          <w:sz w:val="28"/>
+          <w:sz w:val="27"/>
         </w:rPr>
-        <w:t>3.8 批量原子执行状态表规范 (artifacts/batch_execution_state.csv)</w:t>
+        <w:t>3.8 批量原子断点续跑执行表规范 (artifacts/batch_execution_state.csv)</w:t>
       </w:r>
     </w:p>
     <w:p>
@@ -6071,7 +5682,7 @@
           <w:color w:val="222222"/>
           <w:sz w:val="21"/>
         </w:rPr>
-        <w:t>【9 列原子断点状态表协议】：</w:t>
+        <w:t>【9 列断点表写就协议】：</w:t>
       </w:r>
       <w:r>
         <w:rPr>
@@ -6079,7 +5690,7 @@
           <w:color w:val="333333"/>
           <w:sz w:val="21"/>
         </w:rPr>
-        <w:t>作为面向成百上千对象的批量调度中枢资产，断点续跑管理不仅要有精准的状态记录，更要具备抗断电、抗系统异常宕机的强容灾操作保护：</w:t>
+        <w:t>面对海量并发或者持续时间冗长的组批自动化调度，本执行表提供对处理状态的无损恢复：</w:t>
       </w:r>
     </w:p>
     <w:p>
@@ -6092,25 +5703,25 @@
           <w:color w:val="333333"/>
           <w:sz w:val="21"/>
         </w:rPr>
-        <w:t>• 无缝原子写就双重保险：框架处理本表更新时，严令制止修改现成主文件。程序采取“先在内存生成数据后完整写盘生成 batch_execution_state.csv.tmp 临时文件 ➔ 写就后调取系统底层 atomic rename 接口 (os.replace) 无缝覆盖原表”的保护链路。若运行期间任意阶段进程发生被动异常中斩，盘内旧表内容仍百分百合法一致，最高仅会丢失正在计算阶段的当下一行。</w:t>
+        <w:t>• 原子写盘保护语义：管理层严令禁止向现有表作非安全的流式写追加；采取“内存运算构建生成 batch_execution_state.csv.tmp 临时文件 ➔ 调用操作系统底层核心原子更名指令 (os.replace) 一秒替换老盘表”的设计。此机制能实现即使进程在运行时任意时刻遭到强退宕机，系统盘上的主表依然保持无损一致，最高仅影响正在发生读算的唯一一笔当前数据行。</w:t>
         <w:br/>
-        <w:t>• 表结构定义 (UTF-8-BOM)：完全固化为 9 个标准列表头规范。</w:t>
+        <w:t>• 9 列表字段规范 (UTF-8-BOM)：</w:t>
         <w:br/>
-        <w:t xml:space="preserve">  1. user_id: 正在执行管理的对象主键或账户代号；</w:t>
+        <w:t xml:space="preserve">  1. user_id: 正在编排执行管理的主键 ID；</w:t>
         <w:br/>
-        <w:t xml:space="preserve">  2. status: 计算完结状态表达 (ok / fail / soft_skip)；</w:t>
+        <w:t xml:space="preserve">  2. status: 计算判定结论标签 (ok / fail / soft_skip)；</w:t>
         <w:br/>
-        <w:t xml:space="preserve">  3. success: Bool 布尔标记指示 (True / False)；</w:t>
+        <w:t xml:space="preserve">  3. success: Bool 布尔判定量 (True / False)；</w:t>
         <w:br/>
-        <w:t xml:space="preserve">  4. started_at / finished_at: 任务启动与交盘时间戳；</w:t>
+        <w:t xml:space="preserve">  4. started_at / finished_at: 任务流水起讫标记点；</w:t>
         <w:br/>
-        <w:t xml:space="preserve">  5. duration_s: 本轮次任务全量消耗分秒 Float；</w:t>
+        <w:t xml:space="preserve">  5. duration_s: 本轮任务过程净消耗时分秒 Float；</w:t>
         <w:br/>
-        <w:t xml:space="preserve">  6. message: 执行提示信息文字摘要，支持中文反馈错误原因；</w:t>
+        <w:t xml:space="preserve">  6. message: 执行结论备注提示，支持完整中文字符反馈堆栈内容；</w:t>
         <w:br/>
-        <w:t xml:space="preserve">  7. target_col: 经计算并进行累加判定后的目标分路名称 (如 p1+p2)；</w:t>
+        <w:t xml:space="preserve">  7. target_col: 最终确认执行的目标表达式字面量 (如 p1+p2)；</w:t>
         <w:br/>
-        <w:t xml:space="preserve">  8. run_id: 把本批状态行绑定到当前的调起批次码。</w:t>
+        <w:t xml:space="preserve">  8. run_id: 关联到调度引擎引发任务组运行的本次独立批次码。</w:t>
       </w:r>
     </w:p>
     <w:sectPr>
